--- a/Report_Genomic_Motif_Analysis.docx
+++ b/Report_Genomic_Motif_Analysis.docx
@@ -5,18 +5,15 @@
     <w:p>
       <w:pPr>
         <w:bidi w:val="0"/>
-        <w:jc w:val="center"/>
-        <w:rPr>
-          <w:b/>
-          <w:bCs/>
-          <w:u w:val="single"/>
-        </w:rPr>
-      </w:pPr>
-      <w:r>
-        <w:rPr>
-          <w:b/>
-          <w:bCs/>
-          <w:u w:val="single"/>
+        <w:rPr>
+          <w:b/>
+          <w:bCs/>
+        </w:rPr>
+      </w:pPr>
+      <w:r>
+        <w:rPr>
+          <w:b/>
+          <w:bCs/>
         </w:rPr>
         <w:t>Comparative Genomic Analysis Report: Human, Chimpanzee, and Dog</w:t>
       </w:r>
@@ -33,10 +30,7 @@
         <w:t>Authors:</w:t>
       </w:r>
       <w:r>
-        <w:t xml:space="preserve"> Yamit Moreno &amp; Shaked Tadess</w:t>
-      </w:r>
-      <w:r>
-        <w:t>a</w:t>
+        <w:t xml:space="preserve"> Yamit Moreno &amp; Shaked Tadesse</w:t>
       </w:r>
     </w:p>
     <w:p>
@@ -102,14 +96,6 @@
     </w:p>
     <w:p>
       <w:pPr>
-        <w:bidi w:val="0"/>
-      </w:pPr>
-      <w:r>
-        <w:t>The datasets were provided as part of the course materials and were originally sourced from standard genomic repositories.</w:t>
-      </w:r>
-    </w:p>
-    <w:p>
-      <w:pPr>
         <w:numPr>
           <w:ilvl w:val="0"/>
           <w:numId w:val="4"/>
@@ -285,45 +271,17 @@
         <w:t>Shared Motif Discovery:</w:t>
       </w:r>
       <w:r>
-        <w:t xml:space="preserve"> Using</w:t>
-      </w:r>
-      <w:r>
-        <w:t xml:space="preserve"> </w:t>
-      </w:r>
-      <w:r>
-        <w:rPr>
-          <w:b/>
-          <w:bCs/>
-        </w:rPr>
-        <w:t>Suffix Array</w:t>
-      </w:r>
-      <w:r>
-        <w:t xml:space="preserve"> </w:t>
-      </w:r>
-      <w:r>
-        <w:t>constructed separately for each species, followed by cross-species motif comparison</w:t>
-      </w:r>
-      <w:r>
-        <w:t xml:space="preserve"> </w:t>
-      </w:r>
-      <w:r>
-        <w:t>(merging sequences of different species), we identified the intersection of motifs across species.</w:t>
-      </w:r>
-    </w:p>
-    <w:p>
-      <w:pPr>
-        <w:bidi w:val="0"/>
-      </w:pPr>
-      <w:r>
-        <w:rPr>
-          <w:b/>
-          <w:bCs/>
-        </w:rPr>
-        <w:t>Motif Generalizations</w:t>
-      </w:r>
-      <w:r>
-        <w:br/>
-        <w:t>In addition to exact motifs, we also explored several generalized motif definitions such as Abelian, parameterized, order-preserving, Cartesian-tree based, and swap-robust motifs, in order to capture similarities that go beyond exact character matching.</w:t>
+        <w:t xml:space="preserve"> Using a </w:t>
+      </w:r>
+      <w:r>
+        <w:rPr>
+          <w:b/>
+          <w:bCs/>
+        </w:rPr>
+        <w:t>Generalized Suffix Array</w:t>
+      </w:r>
+      <w:r>
+        <w:t xml:space="preserve"> (merging sequences of different species), we identified the intersection of motifs across species.</w:t>
       </w:r>
     </w:p>
     <w:p>
@@ -508,7 +466,6 @@
         <w:rPr>
           <w:noProof/>
         </w:rPr>
-        <w:lastRenderedPageBreak/>
         <w:drawing>
           <wp:anchor distT="0" distB="0" distL="114300" distR="114300" simplePos="0" relativeHeight="251658240" behindDoc="1" locked="0" layoutInCell="1" allowOverlap="1" wp14:anchorId="27E1517B" wp14:editId="575914FD">
             <wp:simplePos x="0" y="0"/>
@@ -626,6 +583,7 @@
           <w:noProof/>
           <w:rtl/>
         </w:rPr>
+        <w:lastRenderedPageBreak/>
         <w:drawing>
           <wp:inline distT="0" distB="0" distL="0" distR="0" wp14:anchorId="22B4A2FC" wp14:editId="11A0AF59">
             <wp:extent cx="2248482" cy="1534258"/>
@@ -674,9 +632,9 @@
         <w:tblLook w:val="04A0" w:firstRow="1" w:lastRow="0" w:firstColumn="1" w:lastColumn="0" w:noHBand="0" w:noVBand="1"/>
       </w:tblPr>
       <w:tblGrid>
-        <w:gridCol w:w="1553"/>
-        <w:gridCol w:w="1460"/>
-        <w:gridCol w:w="5277"/>
+        <w:gridCol w:w="1694"/>
+        <w:gridCol w:w="1522"/>
+        <w:gridCol w:w="5074"/>
       </w:tblGrid>
       <w:tr>
         <w:trPr>
@@ -835,6 +793,10 @@
               <w:jc w:val="right"/>
             </w:pPr>
             <w:r>
+              <w:rPr>
+                <w:b/>
+                <w:bCs/>
+              </w:rPr>
               <w:t>29,533</w:t>
             </w:r>
           </w:p>
@@ -935,6 +897,10 @@
               <w:jc w:val="right"/>
             </w:pPr>
             <w:r>
+              <w:rPr>
+                <w:b/>
+                <w:bCs/>
+              </w:rPr>
               <w:t>9,757</w:t>
             </w:r>
           </w:p>
@@ -1025,6 +991,10 @@
               <w:jc w:val="right"/>
             </w:pPr>
             <w:r>
+              <w:rPr>
+                <w:b/>
+                <w:bCs/>
+              </w:rPr>
               <w:t>6,881</w:t>
             </w:r>
           </w:p>
@@ -1068,7 +1038,15 @@
     </w:tbl>
     <w:p>
       <w:pPr>
-        <w:bidi w:val="0"/>
+        <w:jc w:val="right"/>
+        <w:rPr>
+          <w:rtl/>
+        </w:rPr>
+      </w:pPr>
+    </w:p>
+    <w:p>
+      <w:pPr>
+        <w:jc w:val="right"/>
         <w:rPr>
           <w:rFonts w:hint="cs"/>
           <w:b/>
@@ -1081,50 +1059,17 @@
           <w:b/>
           <w:bCs/>
         </w:rPr>
-        <w:t xml:space="preserve">Biological Interpretation </w:t>
-      </w:r>
-    </w:p>
-    <w:p>
-      <w:pPr>
-        <w:bidi w:val="0"/>
-      </w:pPr>
-      <w:r>
-        <w:t>The significantly longer LRS observed in the human genome suggests extensive segmental duplications, which provide raw material for gene innovation and the development of complex regulatory networks, particularly related to brain function. In comparison, the chimpanzee genome shows moderately long repeats, largely associated with muscle function and visual systems, reflecting a more specialized but less extensive duplicative strategy. The dog genome exhibits the shortest LRS relative to humans, indicating a less modular approach to genome organization, consistent with evolutionary paths outside of primates. Overall, humans appear to leverage longer repetitive sequences to facilitate more sophisticated structural and regulatory complexity</w:t>
-      </w:r>
-      <w:r>
-        <w:rPr>
-          <w:rFonts w:cs="Arial"/>
-          <w:rtl/>
-        </w:rPr>
-        <w:t>.</w:t>
-      </w:r>
-    </w:p>
-    <w:p>
-      <w:pPr>
-        <w:bidi w:val="0"/>
-        <w:rPr>
-          <w:rFonts w:hint="cs"/>
-          <w:rtl/>
-        </w:rPr>
-      </w:pPr>
+        <w:t>B. Frequency Distribution by Length (L)</w:t>
+      </w:r>
     </w:p>
     <w:p>
       <w:pPr>
         <w:jc w:val="right"/>
         <w:rPr>
-          <w:rFonts w:hint="cs"/>
-          <w:b/>
-          <w:bCs/>
-        </w:rPr>
-      </w:pPr>
-      <w:r>
-        <w:rPr>
-          <w:b/>
-          <w:bCs/>
-        </w:rPr>
-        <w:lastRenderedPageBreak/>
-        <w:t>B. Frequency Distribution by Length (L)</w:t>
-      </w:r>
+          <w:b/>
+          <w:bCs/>
+        </w:rPr>
+      </w:pPr>
     </w:p>
     <w:tbl>
       <w:tblPr>
@@ -1137,8 +1082,8 @@
         <w:tblLook w:val="04A0" w:firstRow="1" w:lastRow="0" w:firstColumn="1" w:lastColumn="0" w:noHBand="0" w:noVBand="1"/>
       </w:tblPr>
       <w:tblGrid>
-        <w:gridCol w:w="1245"/>
-        <w:gridCol w:w="2259"/>
+        <w:gridCol w:w="1277"/>
+        <w:gridCol w:w="2227"/>
         <w:gridCol w:w="2667"/>
         <w:gridCol w:w="2119"/>
       </w:tblGrid>
@@ -1344,7 +1289,14 @@
               <w:jc w:val="right"/>
             </w:pPr>
             <w:r>
-              <w:t>117 (Dense Control)</w:t>
+              <w:rPr>
+                <w:b/>
+                <w:bCs/>
+              </w:rPr>
+              <w:t>117</w:t>
+            </w:r>
+            <w:r>
+              <w:t xml:space="preserve"> (Dense Control)</w:t>
             </w:r>
           </w:p>
         </w:tc>
@@ -1461,7 +1413,14 @@
               <w:jc w:val="right"/>
             </w:pPr>
             <w:r>
-              <w:t>116 (Protein Modules)</w:t>
+              <w:rPr>
+                <w:b/>
+                <w:bCs/>
+              </w:rPr>
+              <w:t>116</w:t>
+            </w:r>
+            <w:r>
+              <w:t xml:space="preserve"> (Protein Modules)</w:t>
             </w:r>
           </w:p>
         </w:tc>
@@ -1578,7 +1537,14 @@
               <w:jc w:val="right"/>
             </w:pPr>
             <w:r>
-              <w:t>114 (Complex Patterns)</w:t>
+              <w:rPr>
+                <w:b/>
+                <w:bCs/>
+              </w:rPr>
+              <w:t>114</w:t>
+            </w:r>
+            <w:r>
+              <w:t xml:space="preserve"> (Complex Patterns)</w:t>
             </w:r>
           </w:p>
         </w:tc>
@@ -1640,57 +1606,27 @@
     </w:tbl>
     <w:p>
       <w:pPr>
-        <w:bidi w:val="0"/>
-        <w:rPr>
-          <w:b/>
-          <w:bCs/>
-        </w:rPr>
-      </w:pPr>
-      <w:r>
-        <w:rPr>
-          <w:b/>
-          <w:bCs/>
-        </w:rPr>
-        <w:t>Comparative Observation</w:t>
-      </w:r>
-      <w:r>
-        <w:rPr>
-          <w:rFonts w:cs="Arial"/>
-          <w:b/>
-          <w:bCs/>
-          <w:rtl/>
-        </w:rPr>
-        <w:t>:</w:t>
-      </w:r>
-    </w:p>
-    <w:p>
-      <w:pPr>
-        <w:bidi w:val="0"/>
-      </w:pPr>
-      <w:r>
-        <w:t>The stability of high-frequency repeats in the human genome across increasing lengths indicates a strong modular organization, which may contribute to robust gene regulation and the development of complex traits. In contrast, the sharp decline in repeat frequency observed in chimpanzee and dog genomes suggests higher sequence uniqueness at longer scales, pointing to less reliance on repetitive modules and a more divergent evolutionary strategy</w:t>
-      </w:r>
-      <w:r>
-        <w:rPr>
-          <w:rFonts w:cs="Arial"/>
-          <w:rtl/>
-        </w:rPr>
-        <w:t>.</w:t>
-      </w:r>
-    </w:p>
-    <w:p>
-      <w:pPr>
         <w:jc w:val="right"/>
         <w:rPr>
           <w:b/>
           <w:bCs/>
         </w:rPr>
       </w:pPr>
-      <w:r>
-        <w:rPr>
-          <w:b/>
-          <w:bCs/>
-        </w:rPr>
+    </w:p>
+    <w:p>
+      <w:pPr>
+        <w:jc w:val="right"/>
+        <w:rPr>
+          <w:b/>
+          <w:bCs/>
+        </w:rPr>
+      </w:pPr>
+      <w:r>
+        <w:rPr>
+          <w:b/>
+          <w:bCs/>
+        </w:rPr>
+        <w:lastRenderedPageBreak/>
         <w:t>Human</w:t>
       </w:r>
       <w:r>
@@ -1719,8 +1655,8 @@
           <w:rtl/>
         </w:rPr>
         <w:drawing>
-          <wp:inline distT="0" distB="0" distL="0" distR="0" wp14:anchorId="3A4823FB" wp14:editId="07202238">
-            <wp:extent cx="4800600" cy="4137092"/>
+          <wp:inline distT="0" distB="0" distL="0" distR="0" wp14:anchorId="3A4823FB" wp14:editId="2DE67349">
+            <wp:extent cx="4542692" cy="3914831"/>
             <wp:effectExtent l="0" t="0" r="0" b="0"/>
             <wp:docPr id="220940793" name="תמונה 1"/>
             <wp:cNvGraphicFramePr>
@@ -1742,7 +1678,7 @@
                   <pic:spPr>
                     <a:xfrm>
                       <a:off x="0" y="0"/>
-                      <a:ext cx="4814919" cy="4149432"/>
+                      <a:ext cx="4547256" cy="3918764"/>
                     </a:xfrm>
                     <a:prstGeom prst="rect">
                       <a:avLst/>
@@ -1768,7 +1704,6 @@
           <w:b/>
           <w:bCs/>
         </w:rPr>
-        <w:lastRenderedPageBreak/>
         <w:t>Dog</w:t>
       </w:r>
       <w:r>
@@ -1796,9 +1731,9 @@
           <w:rtl/>
         </w:rPr>
         <w:drawing>
-          <wp:inline distT="0" distB="0" distL="0" distR="0" wp14:anchorId="7FF900FD" wp14:editId="32733EBC">
-            <wp:extent cx="4667250" cy="4149168"/>
-            <wp:effectExtent l="0" t="0" r="0" b="3810"/>
+          <wp:inline distT="0" distB="0" distL="0" distR="0" wp14:anchorId="7FF900FD" wp14:editId="07BEFAC9">
+            <wp:extent cx="4641264" cy="4126065"/>
+            <wp:effectExtent l="0" t="0" r="6985" b="8255"/>
             <wp:docPr id="2044443849" name="תמונה 1"/>
             <wp:cNvGraphicFramePr>
               <a:graphicFrameLocks xmlns:a="http://schemas.openxmlformats.org/drawingml/2006/main" noChangeAspect="1"/>
@@ -1819,7 +1754,7 @@
                   <pic:spPr>
                     <a:xfrm>
                       <a:off x="0" y="0"/>
-                      <a:ext cx="4685931" cy="4165775"/>
+                      <a:ext cx="4647190" cy="4131334"/>
                     </a:xfrm>
                     <a:prstGeom prst="rect">
                       <a:avLst/>
@@ -1846,6 +1781,7 @@
           <w:b/>
           <w:bCs/>
         </w:rPr>
+        <w:lastRenderedPageBreak/>
         <w:t>Chimpanzee</w:t>
       </w:r>
       <w:r>
@@ -1863,50 +1799,6 @@
           <w:rtl/>
         </w:rPr>
       </w:pPr>
-      <w:r>
-        <w:rPr>
-          <w:rFonts w:cs="Arial"/>
-          <w:b/>
-          <w:bCs/>
-          <w:noProof/>
-          <w:rtl/>
-        </w:rPr>
-        <w:drawing>
-          <wp:inline distT="0" distB="0" distL="0" distR="0" wp14:anchorId="7CE14499" wp14:editId="629F3579">
-            <wp:extent cx="4781030" cy="4000500"/>
-            <wp:effectExtent l="0" t="0" r="635" b="0"/>
-            <wp:docPr id="1455862919" name="תמונה 1"/>
-            <wp:cNvGraphicFramePr>
-              <a:graphicFrameLocks xmlns:a="http://schemas.openxmlformats.org/drawingml/2006/main" noChangeAspect="1"/>
-            </wp:cNvGraphicFramePr>
-            <a:graphic xmlns:a="http://schemas.openxmlformats.org/drawingml/2006/main">
-              <a:graphicData uri="http://schemas.openxmlformats.org/drawingml/2006/picture">
-                <pic:pic xmlns:pic="http://schemas.openxmlformats.org/drawingml/2006/picture">
-                  <pic:nvPicPr>
-                    <pic:cNvPr id="1455862919" name=""/>
-                    <pic:cNvPicPr/>
-                  </pic:nvPicPr>
-                  <pic:blipFill>
-                    <a:blip r:embed="rId10"/>
-                    <a:stretch>
-                      <a:fillRect/>
-                    </a:stretch>
-                  </pic:blipFill>
-                  <pic:spPr>
-                    <a:xfrm>
-                      <a:off x="0" y="0"/>
-                      <a:ext cx="4788985" cy="4007156"/>
-                    </a:xfrm>
-                    <a:prstGeom prst="rect">
-                      <a:avLst/>
-                    </a:prstGeom>
-                  </pic:spPr>
-                </pic:pic>
-              </a:graphicData>
-            </a:graphic>
-          </wp:inline>
-        </w:drawing>
-      </w:r>
     </w:p>
     <w:p>
       <w:pPr>
@@ -1921,24 +1813,23 @@
           <w:noProof/>
           <w:rtl/>
         </w:rPr>
-        <w:lastRenderedPageBreak/>
         <w:drawing>
-          <wp:anchor distT="0" distB="0" distL="114300" distR="114300" simplePos="0" relativeHeight="251659264" behindDoc="1" locked="0" layoutInCell="1" allowOverlap="1" wp14:anchorId="24472FBA" wp14:editId="1FB86A00">
+          <wp:anchor distT="0" distB="0" distL="114300" distR="114300" simplePos="0" relativeHeight="251659264" behindDoc="1" locked="0" layoutInCell="1" allowOverlap="1" wp14:anchorId="24472FBA" wp14:editId="028261BB">
             <wp:simplePos x="0" y="0"/>
             <wp:positionH relativeFrom="column">
-              <wp:posOffset>-819150</wp:posOffset>
+              <wp:posOffset>-961390</wp:posOffset>
             </wp:positionH>
             <wp:positionV relativeFrom="paragraph">
-              <wp:posOffset>4448175</wp:posOffset>
+              <wp:posOffset>3940810</wp:posOffset>
             </wp:positionV>
-            <wp:extent cx="7103745" cy="4065905"/>
-            <wp:effectExtent l="0" t="0" r="1905" b="0"/>
+            <wp:extent cx="7218045" cy="4131945"/>
+            <wp:effectExtent l="0" t="0" r="1905" b="1905"/>
             <wp:wrapTight wrapText="bothSides">
               <wp:wrapPolygon edited="0">
                 <wp:start x="0" y="0"/>
-                <wp:lineTo x="0" y="21455"/>
-                <wp:lineTo x="21548" y="21455"/>
-                <wp:lineTo x="21548" y="0"/>
+                <wp:lineTo x="0" y="21510"/>
+                <wp:lineTo x="21549" y="21510"/>
+                <wp:lineTo x="21549" y="0"/>
                 <wp:lineTo x="0" y="0"/>
               </wp:wrapPolygon>
             </wp:wrapTight>
@@ -1954,7 +1845,7 @@
                     <pic:cNvPicPr/>
                   </pic:nvPicPr>
                   <pic:blipFill>
-                    <a:blip r:embed="rId11">
+                    <a:blip r:embed="rId10">
                       <a:extLst>
                         <a:ext uri="{28A0092B-C50C-407E-A947-70E740481C1C}">
                           <a14:useLocalDpi xmlns:a14="http://schemas.microsoft.com/office/drawing/2010/main" val="0"/>
@@ -1968,7 +1859,7 @@
                   <pic:spPr>
                     <a:xfrm>
                       <a:off x="0" y="0"/>
-                      <a:ext cx="7103745" cy="4065905"/>
+                      <a:ext cx="7218045" cy="4131945"/>
                     </a:xfrm>
                     <a:prstGeom prst="rect">
                       <a:avLst/>
@@ -1989,17 +1880,70 @@
       <w:r>
         <w:rPr>
           <w:rFonts w:cs="Arial"/>
+          <w:b/>
+          <w:bCs/>
           <w:noProof/>
           <w:rtl/>
         </w:rPr>
         <w:drawing>
-          <wp:anchor distT="0" distB="0" distL="114300" distR="114300" simplePos="0" relativeHeight="251660288" behindDoc="1" locked="0" layoutInCell="1" allowOverlap="1" wp14:anchorId="0CDD00B8" wp14:editId="2833F47A">
+          <wp:inline distT="0" distB="0" distL="0" distR="0" wp14:anchorId="76F22FE7" wp14:editId="33491F76">
+            <wp:extent cx="4443046" cy="3717694"/>
+            <wp:effectExtent l="0" t="0" r="0" b="0"/>
+            <wp:docPr id="1455862919" name="תמונה 1"/>
+            <wp:cNvGraphicFramePr>
+              <a:graphicFrameLocks xmlns:a="http://schemas.openxmlformats.org/drawingml/2006/main" noChangeAspect="1"/>
+            </wp:cNvGraphicFramePr>
+            <a:graphic xmlns:a="http://schemas.openxmlformats.org/drawingml/2006/main">
+              <a:graphicData uri="http://schemas.openxmlformats.org/drawingml/2006/picture">
+                <pic:pic xmlns:pic="http://schemas.openxmlformats.org/drawingml/2006/picture">
+                  <pic:nvPicPr>
+                    <pic:cNvPr id="1455862919" name=""/>
+                    <pic:cNvPicPr/>
+                  </pic:nvPicPr>
+                  <pic:blipFill>
+                    <a:blip r:embed="rId11"/>
+                    <a:stretch>
+                      <a:fillRect/>
+                    </a:stretch>
+                  </pic:blipFill>
+                  <pic:spPr>
+                    <a:xfrm>
+                      <a:off x="0" y="0"/>
+                      <a:ext cx="4445467" cy="3719720"/>
+                    </a:xfrm>
+                    <a:prstGeom prst="rect">
+                      <a:avLst/>
+                    </a:prstGeom>
+                  </pic:spPr>
+                </pic:pic>
+              </a:graphicData>
+            </a:graphic>
+          </wp:inline>
+        </w:drawing>
+      </w:r>
+    </w:p>
+    <w:p>
+      <w:pPr>
+        <w:jc w:val="right"/>
+        <w:rPr>
+          <w:rtl/>
+        </w:rPr>
+      </w:pPr>
+      <w:r>
+        <w:rPr>
+          <w:rFonts w:cs="Arial"/>
+          <w:noProof/>
+          <w:rtl/>
+        </w:rPr>
+        <w:lastRenderedPageBreak/>
+        <w:drawing>
+          <wp:anchor distT="0" distB="0" distL="114300" distR="114300" simplePos="0" relativeHeight="251660288" behindDoc="1" locked="0" layoutInCell="1" allowOverlap="1" wp14:anchorId="0CDD00B8" wp14:editId="474C3567">
             <wp:simplePos x="0" y="0"/>
             <wp:positionH relativeFrom="margin">
-              <wp:align>center</wp:align>
+              <wp:posOffset>-803032</wp:posOffset>
             </wp:positionH>
             <wp:positionV relativeFrom="paragraph">
-              <wp:posOffset>0</wp:posOffset>
+              <wp:posOffset>468</wp:posOffset>
             </wp:positionV>
             <wp:extent cx="6904893" cy="3969523"/>
             <wp:effectExtent l="0" t="0" r="0" b="0"/>
@@ -2038,7 +1982,7 @@
                   <pic:spPr>
                     <a:xfrm>
                       <a:off x="0" y="0"/>
-                      <a:ext cx="6904893" cy="3969523"/>
+                      <a:ext cx="6923708" cy="3980340"/>
                     </a:xfrm>
                     <a:prstGeom prst="rect">
                       <a:avLst/>
@@ -2056,21 +2000,6 @@
           </wp:anchor>
         </w:drawing>
       </w:r>
-      <w:r>
-        <w:t>Comparative Motif Frequency Across Different Lengths in Human, Chimpanzee, and Dog</w:t>
-      </w:r>
-    </w:p>
-    <w:p>
-      <w:pPr>
-        <w:jc w:val="center"/>
-        <w:rPr>
-          <w:rFonts w:hint="cs"/>
-          <w:rtl/>
-        </w:rPr>
-      </w:pPr>
-      <w:r>
-        <w:t>Decline in Motif Repeats with Increasing Length Across Species</w:t>
-      </w:r>
     </w:p>
     <w:p>
       <w:pPr>
@@ -2085,7 +2014,6 @@
           <w:b/>
           <w:bCs/>
         </w:rPr>
-        <w:lastRenderedPageBreak/>
         <w:t>4. Cross-Species Comparison (Shared Motifs)</w:t>
       </w:r>
     </w:p>
@@ -2124,10 +2052,10 @@
         <w:tblLook w:val="04A0" w:firstRow="1" w:lastRow="0" w:firstColumn="1" w:lastColumn="0" w:noHBand="0" w:noVBand="1"/>
       </w:tblPr>
       <w:tblGrid>
-        <w:gridCol w:w="1334"/>
-        <w:gridCol w:w="2018"/>
-        <w:gridCol w:w="1794"/>
-        <w:gridCol w:w="2319"/>
+        <w:gridCol w:w="1405"/>
+        <w:gridCol w:w="2193"/>
+        <w:gridCol w:w="1920"/>
+        <w:gridCol w:w="2489"/>
       </w:tblGrid>
       <w:tr>
         <w:trPr>
@@ -2317,6 +2245,10 @@
               <w:jc w:val="right"/>
             </w:pPr>
             <w:r>
+              <w:rPr>
+                <w:b/>
+                <w:bCs/>
+              </w:rPr>
               <w:t>333,742</w:t>
             </w:r>
           </w:p>
@@ -2434,6 +2366,10 @@
               <w:jc w:val="right"/>
             </w:pPr>
             <w:r>
+              <w:rPr>
+                <w:b/>
+                <w:bCs/>
+              </w:rPr>
               <w:t>265,054</w:t>
             </w:r>
           </w:p>
@@ -2518,10 +2454,6 @@
           <w:p>
             <w:pPr>
               <w:jc w:val="right"/>
-              <w:rPr>
-                <w:rFonts w:hint="cs"/>
-                <w:rtl/>
-              </w:rPr>
             </w:pPr>
             <w:r>
               <w:rPr>
@@ -2555,6 +2487,10 @@
               <w:jc w:val="right"/>
             </w:pPr>
             <w:r>
+              <w:rPr>
+                <w:b/>
+                <w:bCs/>
+              </w:rPr>
               <w:t>202,243</w:t>
             </w:r>
           </w:p>
@@ -2622,23 +2558,19 @@
           <w:rtl/>
         </w:rPr>
       </w:pPr>
-      <w:r>
-        <w:rPr>
-          <w:b/>
-          <w:bCs/>
-        </w:rPr>
-        <w:t>Comparative Observation:</w:t>
-      </w:r>
-      <w:r>
-        <w:br/>
-        <w:t>The large number of shared motifs between humans and chimpanzees, even at longer lengths, underscores their close evolutionary relationship and conservation of protein-coding sequences. Conversely, the minimal overlap with dogs highlights the divergence between primates and non-primates, reflecting distinct functional and structural genomic adaptations over evolutionary time.</w:t>
-      </w:r>
     </w:p>
     <w:p>
       <w:pPr>
         <w:jc w:val="right"/>
         <w:rPr>
-          <w:rFonts w:hint="cs"/>
+          <w:rtl/>
+        </w:rPr>
+      </w:pPr>
+    </w:p>
+    <w:p>
+      <w:pPr>
+        <w:jc w:val="right"/>
+        <w:rPr>
           <w:rtl/>
         </w:rPr>
       </w:pPr>
@@ -2648,202 +2580,24 @@
           <w:noProof/>
           <w:rtl/>
         </w:rPr>
+        <w:lastRenderedPageBreak/>
         <w:drawing>
-          <wp:inline distT="0" distB="0" distL="0" distR="0" wp14:anchorId="5ACBD293" wp14:editId="3799B743">
-            <wp:extent cx="2828925" cy="3896443"/>
-            <wp:effectExtent l="0" t="0" r="0" b="8890"/>
-            <wp:docPr id="1416239490" name="תמונה 1"/>
-            <wp:cNvGraphicFramePr>
-              <a:graphicFrameLocks xmlns:a="http://schemas.openxmlformats.org/drawingml/2006/main" noChangeAspect="1"/>
-            </wp:cNvGraphicFramePr>
-            <a:graphic xmlns:a="http://schemas.openxmlformats.org/drawingml/2006/main">
-              <a:graphicData uri="http://schemas.openxmlformats.org/drawingml/2006/picture">
-                <pic:pic xmlns:pic="http://schemas.openxmlformats.org/drawingml/2006/picture">
-                  <pic:nvPicPr>
-                    <pic:cNvPr id="1416239490" name=""/>
-                    <pic:cNvPicPr/>
-                  </pic:nvPicPr>
-                  <pic:blipFill>
-                    <a:blip r:embed="rId13"/>
-                    <a:stretch>
-                      <a:fillRect/>
-                    </a:stretch>
-                  </pic:blipFill>
-                  <pic:spPr>
-                    <a:xfrm>
-                      <a:off x="0" y="0"/>
-                      <a:ext cx="2836933" cy="3907472"/>
-                    </a:xfrm>
-                    <a:prstGeom prst="rect">
-                      <a:avLst/>
-                    </a:prstGeom>
-                  </pic:spPr>
-                </pic:pic>
-              </a:graphicData>
-            </a:graphic>
-          </wp:inline>
-        </w:drawing>
-      </w:r>
-    </w:p>
-    <w:p>
-      <w:pPr>
-        <w:bidi w:val="0"/>
-      </w:pPr>
-      <w:r>
-        <w:rPr>
-          <w:b/>
-          <w:bCs/>
-        </w:rPr>
-        <w:t>5. Interpretations and Conclusions</w:t>
-      </w:r>
-    </w:p>
-    <w:p>
-      <w:pPr>
-        <w:pStyle w:val="ListParagraph"/>
-        <w:numPr>
-          <w:ilvl w:val="0"/>
-          <w:numId w:val="8"/>
-        </w:numPr>
-        <w:bidi w:val="0"/>
-      </w:pPr>
-      <w:r>
-        <w:rPr>
-          <w:b/>
-          <w:bCs/>
-        </w:rPr>
-        <w:t>The Primate Connection:</w:t>
-      </w:r>
-      <w:r>
-        <w:t xml:space="preserve"> The data provides mathematical proof of the close relationship between Humans and Chimpanzees. Even at a complex length of L=120, they share over 200,000 identical sequences, indicating nearly identical protein "toolkits."</w:t>
-      </w:r>
-    </w:p>
-    <w:p>
-      <w:pPr>
-        <w:pStyle w:val="ListParagraph"/>
-        <w:numPr>
-          <w:ilvl w:val="0"/>
-          <w:numId w:val="8"/>
-        </w:numPr>
-        <w:bidi w:val="0"/>
-      </w:pPr>
-      <w:r>
-        <w:rPr>
-          <w:b/>
-          <w:bCs/>
-        </w:rPr>
-        <w:lastRenderedPageBreak/>
-        <w:t>The "Human Advantage" in Replication:</w:t>
-      </w:r>
-      <w:r>
-        <w:t xml:space="preserve"> A key discovery is the stability of human repetitions. While Chimpanzees and Dogs show a sharp decline in frequency as length increases (L=30 to 120), the Human genome maintains high frequency (114 repetitions). This suggests a specialized mechanism for </w:t>
-      </w:r>
-      <w:r>
-        <w:rPr>
-          <w:b/>
-          <w:bCs/>
-        </w:rPr>
-        <w:t>mass-producing complex functional units</w:t>
-      </w:r>
-      <w:r>
-        <w:t>, a hallmark of human biological complexity.</w:t>
-      </w:r>
-    </w:p>
-    <w:p>
-      <w:pPr>
-        <w:pStyle w:val="ListParagraph"/>
-        <w:numPr>
-          <w:ilvl w:val="0"/>
-          <w:numId w:val="8"/>
-        </w:numPr>
-        <w:bidi w:val="0"/>
-      </w:pPr>
-      <w:r>
-        <w:rPr>
-          <w:b/>
-          <w:bCs/>
-        </w:rPr>
-        <w:t>The Evolutionary Core:</w:t>
-      </w:r>
-      <w:r>
-        <w:t xml:space="preserve"> The </w:t>
-      </w:r>
-      <w:r>
-        <w:rPr>
-          <w:b/>
-          <w:bCs/>
-        </w:rPr>
-        <w:t>759 motifs</w:t>
-      </w:r>
-      <w:r>
-        <w:t xml:space="preserve"> shared by all three species at L=30 represent the "Operating System" of mammals—essential sequences for basic cellular life (respiration, DNA replication) that have been conserved for millions of years.</w:t>
-      </w:r>
-    </w:p>
-    <w:p>
-      <w:pPr>
-        <w:pStyle w:val="ListParagraph"/>
-        <w:numPr>
-          <w:ilvl w:val="0"/>
-          <w:numId w:val="8"/>
-        </w:numPr>
-        <w:bidi w:val="0"/>
-        <w:rPr>
-          <w:rtl/>
-        </w:rPr>
-      </w:pPr>
-      <w:r>
-        <w:rPr>
-          <w:b/>
-          <w:bCs/>
-        </w:rPr>
-        <w:t>Technical Insights (The 'N' Factor):</w:t>
-      </w:r>
-      <w:r>
-        <w:t xml:space="preserve"> The high frequency of 'N' sequences in the Chimpanzee report (36 repeats) highlights gaps in current sequencing technology, usually found in highly repetitive structural areas like Centromeres.</w:t>
-      </w:r>
-    </w:p>
-    <w:p>
-      <w:pPr>
-        <w:bidi w:val="0"/>
-        <w:rPr>
-          <w:b/>
-          <w:bCs/>
-        </w:rPr>
-      </w:pPr>
-      <w:r>
-        <w:rPr>
-          <w:b/>
-          <w:bCs/>
-        </w:rPr>
-        <w:t>Final Summary</w:t>
-      </w:r>
-    </w:p>
-    <w:p>
-      <w:pPr>
-        <w:bidi w:val="0"/>
-      </w:pPr>
-      <w:r>
-        <w:rPr>
-          <w:rFonts w:cs="Arial"/>
-          <w:noProof/>
-          <w:rtl/>
-        </w:rPr>
-        <w:drawing>
-          <wp:anchor distT="0" distB="0" distL="114300" distR="114300" simplePos="0" relativeHeight="251661312" behindDoc="1" locked="0" layoutInCell="1" allowOverlap="1" wp14:anchorId="49A60182" wp14:editId="3436B40D">
+          <wp:anchor distT="0" distB="0" distL="114300" distR="114300" simplePos="0" relativeHeight="251661312" behindDoc="1" locked="0" layoutInCell="1" allowOverlap="1" wp14:anchorId="49A60182" wp14:editId="72CE4CA4">
             <wp:simplePos x="0" y="0"/>
-            <wp:positionH relativeFrom="margin">
-              <wp:posOffset>-845820</wp:posOffset>
+            <wp:positionH relativeFrom="column">
+              <wp:posOffset>-703580</wp:posOffset>
             </wp:positionH>
             <wp:positionV relativeFrom="paragraph">
-              <wp:posOffset>883285</wp:posOffset>
+              <wp:posOffset>4436745</wp:posOffset>
             </wp:positionV>
-            <wp:extent cx="6858635" cy="4181475"/>
-            <wp:effectExtent l="0" t="0" r="0" b="9525"/>
+            <wp:extent cx="6451600" cy="3933190"/>
+            <wp:effectExtent l="0" t="0" r="6350" b="0"/>
             <wp:wrapTight wrapText="bothSides">
               <wp:wrapPolygon edited="0">
                 <wp:start x="0" y="0"/>
-                <wp:lineTo x="0" y="21551"/>
-                <wp:lineTo x="21538" y="21551"/>
-                <wp:lineTo x="21538" y="0"/>
+                <wp:lineTo x="0" y="21447"/>
+                <wp:lineTo x="21557" y="21447"/>
+                <wp:lineTo x="21557" y="0"/>
                 <wp:lineTo x="0" y="0"/>
               </wp:wrapPolygon>
             </wp:wrapTight>
@@ -2859,7 +2613,7 @@
                     <pic:cNvPicPr/>
                   </pic:nvPicPr>
                   <pic:blipFill>
-                    <a:blip r:embed="rId14">
+                    <a:blip r:embed="rId13">
                       <a:extLst>
                         <a:ext uri="{28A0092B-C50C-407E-A947-70E740481C1C}">
                           <a14:useLocalDpi xmlns:a14="http://schemas.microsoft.com/office/drawing/2010/main" val="0"/>
@@ -2873,7 +2627,7 @@
                   <pic:spPr>
                     <a:xfrm>
                       <a:off x="0" y="0"/>
-                      <a:ext cx="6858635" cy="4181475"/>
+                      <a:ext cx="6451600" cy="3933190"/>
                     </a:xfrm>
                     <a:prstGeom prst="rect">
                       <a:avLst/>
@@ -2892,112 +2646,216 @@
         </w:drawing>
       </w:r>
       <w:r>
-        <w:t xml:space="preserve">The algorithmic analysis confirms that human uniqueness is not just about the "letters" of </w:t>
-      </w:r>
-      <w:proofErr w:type="gramStart"/>
-      <w:r>
-        <w:t>the DNA</w:t>
-      </w:r>
-      <w:proofErr w:type="gramEnd"/>
-      <w:r>
-        <w:t xml:space="preserve">, but the </w:t>
-      </w:r>
-      <w:r>
-        <w:rPr>
-          <w:b/>
-          <w:bCs/>
-        </w:rPr>
-        <w:t>efficiency of organization</w:t>
-      </w:r>
-      <w:r>
-        <w:t>. Humans utilize high-frequency, long-pattern repetitions to build more sophisticated regulatory and structural networks than their closest relatives.</w:t>
-      </w:r>
-    </w:p>
-    <w:p>
-      <w:pPr>
+        <w:rPr>
+          <w:rFonts w:cs="Arial"/>
+          <w:noProof/>
+          <w:rtl/>
+        </w:rPr>
+        <w:drawing>
+          <wp:inline distT="0" distB="0" distL="0" distR="0" wp14:anchorId="5D4F6F9E" wp14:editId="4B79EE3E">
+            <wp:extent cx="3029373" cy="4172532"/>
+            <wp:effectExtent l="0" t="0" r="0" b="0"/>
+            <wp:docPr id="1416239490" name="תמונה 1"/>
+            <wp:cNvGraphicFramePr>
+              <a:graphicFrameLocks xmlns:a="http://schemas.openxmlformats.org/drawingml/2006/main" noChangeAspect="1"/>
+            </wp:cNvGraphicFramePr>
+            <a:graphic xmlns:a="http://schemas.openxmlformats.org/drawingml/2006/main">
+              <a:graphicData uri="http://schemas.openxmlformats.org/drawingml/2006/picture">
+                <pic:pic xmlns:pic="http://schemas.openxmlformats.org/drawingml/2006/picture">
+                  <pic:nvPicPr>
+                    <pic:cNvPr id="1416239490" name=""/>
+                    <pic:cNvPicPr/>
+                  </pic:nvPicPr>
+                  <pic:blipFill>
+                    <a:blip r:embed="rId14"/>
+                    <a:stretch>
+                      <a:fillRect/>
+                    </a:stretch>
+                  </pic:blipFill>
+                  <pic:spPr>
+                    <a:xfrm>
+                      <a:off x="0" y="0"/>
+                      <a:ext cx="3029373" cy="4172532"/>
+                    </a:xfrm>
+                    <a:prstGeom prst="rect">
+                      <a:avLst/>
+                    </a:prstGeom>
+                  </pic:spPr>
+                </pic:pic>
+              </a:graphicData>
+            </a:graphic>
+          </wp:inline>
+        </w:drawing>
+      </w:r>
+    </w:p>
+    <w:p>
+      <w:pPr>
+        <w:jc w:val="right"/>
+        <w:rPr>
+          <w:rtl/>
+        </w:rPr>
+      </w:pPr>
+    </w:p>
+    <w:p>
+      <w:pPr>
+        <w:jc w:val="right"/>
+        <w:rPr>
+          <w:b/>
+          <w:bCs/>
+        </w:rPr>
+      </w:pPr>
+      <w:r>
+        <w:rPr>
+          <w:b/>
+          <w:bCs/>
+        </w:rPr>
+        <w:lastRenderedPageBreak/>
+        <w:t>5. Interpretations and Conclusions</w:t>
+      </w:r>
+    </w:p>
+    <w:p>
+      <w:pPr>
+        <w:pStyle w:val="a9"/>
+        <w:numPr>
+          <w:ilvl w:val="0"/>
+          <w:numId w:val="8"/>
+        </w:numPr>
         <w:bidi w:val="0"/>
-        <w:jc w:val="center"/>
-      </w:pPr>
-      <w:r>
-        <w:t>Shared Motifs Decline with Motif Length: Pairwise vs. Triple Species Comparison</w:t>
-      </w:r>
-    </w:p>
-    <w:p>
-      <w:pPr>
+      </w:pPr>
+      <w:r>
+        <w:rPr>
+          <w:b/>
+          <w:bCs/>
+        </w:rPr>
+        <w:t>The Primate Connection:</w:t>
+      </w:r>
+      <w:r>
+        <w:t xml:space="preserve"> The data provides mathematical proof of the close relationship between Humans and Chimpanzees. Even at a complex length of L=120, they share over 200,000 identical sequences, indicating nearly identical protein "toolkits."</w:t>
+      </w:r>
+    </w:p>
+    <w:p>
+      <w:pPr>
+        <w:pStyle w:val="a9"/>
+        <w:numPr>
+          <w:ilvl w:val="0"/>
+          <w:numId w:val="8"/>
+        </w:numPr>
         <w:bidi w:val="0"/>
-        <w:rPr>
-          <w:b/>
-          <w:bCs/>
-        </w:rPr>
-      </w:pPr>
-    </w:p>
-    <w:p>
-      <w:pPr>
+      </w:pPr>
+      <w:r>
+        <w:rPr>
+          <w:b/>
+          <w:bCs/>
+        </w:rPr>
+        <w:t>The "Human Advantage" in Replication:</w:t>
+      </w:r>
+      <w:r>
+        <w:t xml:space="preserve"> A key discovery is the stability of human repetitions. While Chimpanzees and Dogs show a sharp decline in frequency as length increases (L=30 to 120), the Human genome maintains high frequency (114 repetitions). This suggests a specialized mechanism for </w:t>
+      </w:r>
+      <w:r>
+        <w:rPr>
+          <w:b/>
+          <w:bCs/>
+        </w:rPr>
+        <w:t>mass-producing complex functional units</w:t>
+      </w:r>
+      <w:r>
+        <w:t>, a hallmark of human biological complexity.</w:t>
+      </w:r>
+    </w:p>
+    <w:p>
+      <w:pPr>
+        <w:pStyle w:val="a9"/>
+        <w:numPr>
+          <w:ilvl w:val="0"/>
+          <w:numId w:val="8"/>
+        </w:numPr>
         <w:bidi w:val="0"/>
-        <w:rPr>
-          <w:b/>
-          <w:bCs/>
-        </w:rPr>
-      </w:pPr>
-    </w:p>
-    <w:p>
-      <w:pPr>
+      </w:pPr>
+      <w:r>
+        <w:rPr>
+          <w:b/>
+          <w:bCs/>
+        </w:rPr>
+        <w:t>The Evolutionary Core:</w:t>
+      </w:r>
+      <w:r>
+        <w:t xml:space="preserve"> The </w:t>
+      </w:r>
+      <w:r>
+        <w:rPr>
+          <w:b/>
+          <w:bCs/>
+        </w:rPr>
+        <w:t>759 motifs</w:t>
+      </w:r>
+      <w:r>
+        <w:t xml:space="preserve"> shared by all three species at L=30 represent the "Operating System" of mammals—essential sequences for basic cellular life (respiration, DNA replication) that have been conserved for millions of years.</w:t>
+      </w:r>
+    </w:p>
+    <w:p>
+      <w:pPr>
+        <w:pStyle w:val="a9"/>
+        <w:numPr>
+          <w:ilvl w:val="0"/>
+          <w:numId w:val="8"/>
+        </w:numPr>
         <w:bidi w:val="0"/>
-        <w:rPr>
-          <w:b/>
-          <w:bCs/>
-        </w:rPr>
-      </w:pPr>
+      </w:pPr>
+      <w:r>
+        <w:rPr>
+          <w:b/>
+          <w:bCs/>
+        </w:rPr>
+        <w:t>Technical Insights (The 'N' Factor):</w:t>
+      </w:r>
+      <w:r>
+        <w:t xml:space="preserve"> The high frequency of 'N' sequences in the Chimpanzee report (36 repeats) highlights gaps in current sequencing technology, usually found in highly repetitive structural areas like Centromeres.</w:t>
+      </w:r>
     </w:p>
     <w:p>
       <w:pPr>
         <w:bidi w:val="0"/>
-        <w:rPr>
-          <w:b/>
-          <w:bCs/>
-        </w:rPr>
-      </w:pPr>
+        <w:spacing w:before="100" w:beforeAutospacing="1" w:after="100" w:afterAutospacing="1" w:line="240" w:lineRule="auto"/>
+        <w:outlineLvl w:val="0"/>
+        <w:rPr>
+          <w:b/>
+          <w:bCs/>
+        </w:rPr>
+      </w:pPr>
+      <w:r>
+        <w:rPr>
+          <w:b/>
+          <w:bCs/>
+        </w:rPr>
+        <w:t>6. Results and Discussion</w:t>
+      </w:r>
     </w:p>
     <w:p>
       <w:pPr>
         <w:bidi w:val="0"/>
-        <w:rPr>
-          <w:rFonts w:hint="cs"/>
-          <w:b/>
-          <w:bCs/>
-        </w:rPr>
-      </w:pPr>
-      <w:r>
-        <w:rPr>
-          <w:b/>
-          <w:bCs/>
-        </w:rPr>
-        <w:lastRenderedPageBreak/>
-        <w:t>Reproducibility</w:t>
-      </w:r>
-    </w:p>
-    <w:p>
-      <w:pPr>
-        <w:jc w:val="right"/>
-      </w:pPr>
-      <w:r>
-        <w:t>This project is fully reproducible.</w:t>
-      </w:r>
-      <w:r>
-        <w:br/>
-        <w:t>All datasets, code, and outputs are provided in the GitHub repository with a clear directory structure.</w:t>
-      </w:r>
-    </w:p>
-    <w:p>
-      <w:pPr>
-        <w:jc w:val="right"/>
-      </w:pPr>
-      <w:r>
-        <w:rPr>
-          <w:b/>
-          <w:bCs/>
-        </w:rPr>
-        <w:t>Repository structure:</w:t>
+        <w:spacing w:before="100" w:beforeAutospacing="1" w:after="100" w:afterAutospacing="1" w:line="240" w:lineRule="auto"/>
+        <w:outlineLvl w:val="1"/>
+        <w:rPr>
+          <w:b/>
+          <w:bCs/>
+        </w:rPr>
+      </w:pPr>
+      <w:r>
+        <w:rPr>
+          <w:b/>
+          <w:bCs/>
+        </w:rPr>
+        <w:t>6.1 Dataset and Evaluation Setup</w:t>
+      </w:r>
+    </w:p>
+    <w:p>
+      <w:pPr>
+        <w:bidi w:val="0"/>
+        <w:spacing w:before="100" w:beforeAutospacing="1" w:after="100" w:afterAutospacing="1" w:line="240" w:lineRule="auto"/>
+      </w:pPr>
+      <w:r>
+        <w:t>We analyzed coding DNA sequences (CDS) from three mammals:</w:t>
       </w:r>
     </w:p>
     <w:p>
@@ -3007,9 +2865,10 @@
           <w:numId w:val="9"/>
         </w:numPr>
         <w:bidi w:val="0"/>
-      </w:pPr>
-      <w:r>
-        <w:t>data/ – Contains the input genomic sequences used in the analysis.</w:t>
+        <w:spacing w:before="100" w:beforeAutospacing="1" w:after="100" w:afterAutospacing="1" w:line="240" w:lineRule="auto"/>
+      </w:pPr>
+      <w:r>
+        <w:t>Human (~5.5M bases)</w:t>
       </w:r>
     </w:p>
     <w:p>
@@ -3019,9 +2878,10 @@
           <w:numId w:val="9"/>
         </w:numPr>
         <w:bidi w:val="0"/>
-      </w:pPr>
-      <w:r>
-        <w:t>output/ – Contains all generated results, including motif lists, repeated substrings, and visualizations.</w:t>
+        <w:spacing w:before="100" w:beforeAutospacing="1" w:after="100" w:afterAutospacing="1" w:line="240" w:lineRule="auto"/>
+      </w:pPr>
+      <w:r>
+        <w:t>Chimpanzee (~3.2M bases)</w:t>
       </w:r>
     </w:p>
     <w:p>
@@ -3031,69 +2891,36 @@
           <w:numId w:val="9"/>
         </w:numPr>
         <w:bidi w:val="0"/>
-      </w:pPr>
-      <w:r>
-        <w:t>finalproject.py – Main script for motif discovery and repeated substring mining.</w:t>
-      </w:r>
-    </w:p>
-    <w:p>
-      <w:pPr>
-        <w:numPr>
-          <w:ilvl w:val="0"/>
-          <w:numId w:val="9"/>
-        </w:numPr>
+        <w:spacing w:before="100" w:beforeAutospacing="1" w:after="100" w:afterAutospacing="1" w:line="240" w:lineRule="auto"/>
+      </w:pPr>
+      <w:r>
+        <w:t>Dog (~1.6M bases)</w:t>
+      </w:r>
+    </w:p>
+    <w:p>
+      <w:pPr>
         <w:bidi w:val="0"/>
-      </w:pPr>
-      <w:r>
-        <w:t>compare_inventories.py – Script for comparing motifs between related datasets.</w:t>
-      </w:r>
-    </w:p>
-    <w:p>
-      <w:pPr>
-        <w:numPr>
-          <w:ilvl w:val="0"/>
-          <w:numId w:val="9"/>
-        </w:numPr>
+        <w:spacing w:before="100" w:beforeAutospacing="1" w:after="100" w:afterAutospacing="1" w:line="240" w:lineRule="auto"/>
+      </w:pPr>
+      <w:r>
+        <w:t xml:space="preserve">Sequences use the DNA alphabet {A, C, G, </w:t>
+      </w:r>
+      <w:proofErr w:type="gramStart"/>
+      <w:r>
+        <w:t>T}.</w:t>
+      </w:r>
+      <w:proofErr w:type="gramEnd"/>
+      <w:r>
+        <w:t xml:space="preserve"> Because sequence lengths differ substantially across species, results were interpreted comparatively rather than relying only on raw counts.</w:t>
+      </w:r>
+    </w:p>
+    <w:p>
+      <w:pPr>
         <w:bidi w:val="0"/>
-      </w:pPr>
-      <w:r>
-        <w:t>visualize_results.py – Script for generating plots and visual summaries.</w:t>
-      </w:r>
-    </w:p>
-    <w:p>
-      <w:pPr>
-        <w:numPr>
-          <w:ilvl w:val="0"/>
-          <w:numId w:val="9"/>
-        </w:numPr>
-        <w:bidi w:val="0"/>
-      </w:pPr>
-      <w:r>
-        <w:t>Report_Genomic_Motif_Analysis.pdf – Full project report.</w:t>
-      </w:r>
-    </w:p>
-    <w:p>
-      <w:pPr>
-        <w:numPr>
-          <w:ilvl w:val="0"/>
-          <w:numId w:val="9"/>
-        </w:numPr>
-        <w:bidi w:val="0"/>
-      </w:pPr>
-      <w:r>
-        <w:t>Genomic Motif Analysis.pdf – Project presentation.</w:t>
-      </w:r>
-    </w:p>
-    <w:p>
-      <w:pPr>
-        <w:bidi w:val="0"/>
-      </w:pPr>
-      <w:r>
-        <w:rPr>
-          <w:b/>
-          <w:bCs/>
-        </w:rPr>
-        <w:t>How to reproduce the results:</w:t>
+        <w:spacing w:before="100" w:beforeAutospacing="1" w:after="100" w:afterAutospacing="1" w:line="240" w:lineRule="auto"/>
+      </w:pPr>
+      <w:r>
+        <w:t>We searched for repeated motifs at three representative scales:</w:t>
       </w:r>
     </w:p>
     <w:p>
@@ -3103,9 +2930,10 @@
           <w:numId w:val="10"/>
         </w:numPr>
         <w:bidi w:val="0"/>
-      </w:pPr>
-      <w:r>
-        <w:t>Clone the repository.</w:t>
+        <w:spacing w:before="100" w:beforeAutospacing="1" w:after="100" w:afterAutospacing="1" w:line="240" w:lineRule="auto"/>
+      </w:pPr>
+      <w:r>
+        <w:t>L = 30: short patterns, often associated with regulatory “keywords”</w:t>
       </w:r>
     </w:p>
     <w:p>
@@ -3115,9 +2943,10 @@
           <w:numId w:val="10"/>
         </w:numPr>
         <w:bidi w:val="0"/>
-      </w:pPr>
-      <w:r>
-        <w:t>Ensure Python 3.x is installed.</w:t>
+        <w:spacing w:before="100" w:beforeAutospacing="1" w:after="100" w:afterAutospacing="1" w:line="240" w:lineRule="auto"/>
+      </w:pPr>
+      <w:r>
+        <w:t>L = 70: intermediate patterns, often treated as modular/domain-like units</w:t>
       </w:r>
     </w:p>
     <w:p>
@@ -3127,102 +2956,427 @@
           <w:numId w:val="10"/>
         </w:numPr>
         <w:bidi w:val="0"/>
-      </w:pPr>
-      <w:r>
-        <w:t>Place the input dataset in the data/ directory.</w:t>
+        <w:spacing w:before="100" w:beforeAutospacing="1" w:after="100" w:afterAutospacing="1" w:line="240" w:lineRule="auto"/>
+      </w:pPr>
+      <w:r>
+        <w:t>L = 120: longer and more complex patterns</w:t>
+      </w:r>
+    </w:p>
+    <w:p>
+      <w:pPr>
+        <w:bidi w:val="0"/>
+        <w:spacing w:before="100" w:beforeAutospacing="1" w:after="100" w:afterAutospacing="1" w:line="240" w:lineRule="auto"/>
+        <w:outlineLvl w:val="1"/>
+        <w:rPr>
+          <w:b/>
+          <w:bCs/>
+        </w:rPr>
+      </w:pPr>
+      <w:r>
+        <w:rPr>
+          <w:b/>
+          <w:bCs/>
+        </w:rPr>
+        <w:t>6.2 Longest Repeating Substring (LRS): Large-Scale Duplication Signal</w:t>
+      </w:r>
+    </w:p>
+    <w:p>
+      <w:pPr>
+        <w:bidi w:val="0"/>
+        <w:spacing w:before="100" w:beforeAutospacing="1" w:after="100" w:afterAutospacing="1" w:line="240" w:lineRule="auto"/>
+      </w:pPr>
+      <w:r>
+        <w:t>A major outcome is the large difference in the Longest Repeating Substring (LRS) across species:</w:t>
       </w:r>
     </w:p>
     <w:p>
       <w:pPr>
         <w:numPr>
           <w:ilvl w:val="0"/>
-          <w:numId w:val="10"/>
+          <w:numId w:val="11"/>
         </w:numPr>
         <w:bidi w:val="0"/>
-      </w:pPr>
-      <w:r>
-        <w:t>Run:</w:t>
-      </w:r>
-    </w:p>
-    <w:p>
-      <w:pPr>
-        <w:bidi w:val="0"/>
-        <w:ind w:left="502"/>
-        <w:rPr>
-          <w:color w:val="215E99" w:themeColor="text2" w:themeTint="BF"/>
-        </w:rPr>
-      </w:pPr>
-      <w:r>
-        <w:rPr>
-          <w:color w:val="215E99" w:themeColor="text2" w:themeTint="BF"/>
-        </w:rPr>
-        <w:t>python finalproject.py</w:t>
+        <w:spacing w:before="100" w:beforeAutospacing="1" w:after="100" w:afterAutospacing="1" w:line="240" w:lineRule="auto"/>
+      </w:pPr>
+      <w:r>
+        <w:t>Human: extremely long repeated block (~29,533 bases), likely indicating segmental duplication—a large-scale “copy-paste” event of genomic DNA.</w:t>
       </w:r>
     </w:p>
     <w:p>
       <w:pPr>
         <w:numPr>
           <w:ilvl w:val="0"/>
-          <w:numId w:val="10"/>
+          <w:numId w:val="11"/>
         </w:numPr>
         <w:bidi w:val="0"/>
-      </w:pPr>
-      <w:r>
-        <w:t>(Optional) Run additional scripts:</w:t>
+        <w:spacing w:before="100" w:beforeAutospacing="1" w:after="100" w:afterAutospacing="1" w:line="240" w:lineRule="auto"/>
+      </w:pPr>
+      <w:r>
+        <w:t xml:space="preserve">Dog: LRS is also long (~6,881 bases), suggesting </w:t>
+      </w:r>
+      <w:proofErr w:type="gramStart"/>
+      <w:r>
+        <w:t>large repeated</w:t>
+      </w:r>
+      <w:proofErr w:type="gramEnd"/>
+      <w:r>
+        <w:t xml:space="preserve"> blocks exist, though substantially shorter than in Human.</w:t>
       </w:r>
     </w:p>
     <w:p>
       <w:pPr>
         <w:bidi w:val="0"/>
-        <w:ind w:left="502"/>
-        <w:rPr>
-          <w:color w:val="215E99" w:themeColor="text2" w:themeTint="BF"/>
-        </w:rPr>
-      </w:pPr>
-      <w:r>
-        <w:rPr>
-          <w:color w:val="215E99" w:themeColor="text2" w:themeTint="BF"/>
-        </w:rPr>
-        <w:t>python compare_inventories.py</w:t>
-      </w:r>
+        <w:spacing w:after="0" w:line="240" w:lineRule="auto"/>
+      </w:pPr>
     </w:p>
     <w:p>
       <w:pPr>
         <w:bidi w:val="0"/>
-        <w:ind w:left="502"/>
-      </w:pPr>
-      <w:r>
-        <w:rPr>
-          <w:color w:val="215E99" w:themeColor="text2" w:themeTint="BF"/>
-        </w:rPr>
-        <w:t>python visualize_results.py</w:t>
+        <w:spacing w:before="100" w:beforeAutospacing="1" w:after="100" w:afterAutospacing="1" w:line="240" w:lineRule="auto"/>
+        <w:outlineLvl w:val="1"/>
+        <w:rPr>
+          <w:b/>
+          <w:bCs/>
+        </w:rPr>
+      </w:pPr>
+      <w:r>
+        <w:rPr>
+          <w:b/>
+          <w:bCs/>
+        </w:rPr>
+        <w:lastRenderedPageBreak/>
+        <w:t>6.3 Motif Frequency by Length: Humans Remain Highly Repetitive</w:t>
+      </w:r>
+    </w:p>
+    <w:p>
+      <w:pPr>
+        <w:bidi w:val="0"/>
+        <w:spacing w:before="100" w:beforeAutospacing="1" w:after="100" w:afterAutospacing="1" w:line="240" w:lineRule="auto"/>
+      </w:pPr>
+      <w:r>
+        <w:t>As motif length increases, exact repetition generally becomes rarer; however, humans show a strong exception:</w:t>
       </w:r>
     </w:p>
     <w:p>
       <w:pPr>
         <w:numPr>
           <w:ilvl w:val="0"/>
-          <w:numId w:val="10"/>
+          <w:numId w:val="12"/>
         </w:numPr>
         <w:bidi w:val="0"/>
-      </w:pPr>
-      <w:r>
-        <w:t>All outputs will be generated automatically in the output/ directory.</w:t>
-      </w:r>
-    </w:p>
-    <w:p>
-      <w:pPr>
+        <w:spacing w:before="100" w:beforeAutospacing="1" w:after="100" w:afterAutospacing="1" w:line="240" w:lineRule="auto"/>
+      </w:pPr>
+      <w:r>
+        <w:t>Human: repetition is very high at L=30 and L=70 (&gt;115 repeats), indicating extensive reuse of short and intermediate patterns. Even at L=120, a long motif repeats ~114 times.</w:t>
+      </w:r>
+    </w:p>
+    <w:p>
+      <w:pPr>
+        <w:numPr>
+          <w:ilvl w:val="0"/>
+          <w:numId w:val="12"/>
+        </w:numPr>
         <w:bidi w:val="0"/>
-      </w:pPr>
-      <w:r>
-        <w:t>Using the provided code and datasets, all experiments and results reported in this project can be reproduced exactly.</w:t>
-      </w:r>
-    </w:p>
-    <w:p>
-      <w:pPr>
-        <w:jc w:val="right"/>
-        <w:rPr>
-          <w:rFonts w:hint="cs"/>
+        <w:spacing w:before="100" w:beforeAutospacing="1" w:after="100" w:afterAutospacing="1" w:line="240" w:lineRule="auto"/>
+      </w:pPr>
+      <w:r>
+        <w:t>Chimpanzee: repetition drops sharply at longer lengths; at L=120, frequency is much lower (~10 repeats).</w:t>
+      </w:r>
+    </w:p>
+    <w:p>
+      <w:pPr>
+        <w:numPr>
+          <w:ilvl w:val="0"/>
+          <w:numId w:val="12"/>
+        </w:numPr>
+        <w:bidi w:val="0"/>
+        <w:spacing w:before="100" w:beforeAutospacing="1" w:after="100" w:afterAutospacing="1" w:line="240" w:lineRule="auto"/>
+      </w:pPr>
+      <w:r>
+        <w:t>Dog: long repeats are rare; in the 70–120 range, repetition is markedly lower than in humans.</w:t>
+      </w:r>
+    </w:p>
+    <w:p>
+      <w:pPr>
+        <w:bidi w:val="0"/>
+        <w:spacing w:before="100" w:beforeAutospacing="1" w:after="100" w:afterAutospacing="1" w:line="240" w:lineRule="auto"/>
+        <w:outlineLvl w:val="1"/>
+        <w:rPr>
+          <w:b/>
+          <w:bCs/>
+        </w:rPr>
+      </w:pPr>
+      <w:r>
+        <w:rPr>
+          <w:b/>
+          <w:bCs/>
+        </w:rPr>
+        <w:t xml:space="preserve">6.4 Data Quality </w:t>
+      </w:r>
+      <w:proofErr w:type="gramStart"/>
+      <w:r>
+        <w:rPr>
+          <w:b/>
+          <w:bCs/>
+        </w:rPr>
+        <w:t>Signal: ‘</w:t>
+      </w:r>
+      <w:proofErr w:type="gramEnd"/>
+      <w:r>
+        <w:rPr>
+          <w:b/>
+          <w:bCs/>
+        </w:rPr>
+        <w:t>N’ in the Chimpanzee Sequence</w:t>
+      </w:r>
+    </w:p>
+    <w:p>
+      <w:pPr>
+        <w:bidi w:val="0"/>
+        <w:spacing w:before="100" w:beforeAutospacing="1" w:after="100" w:afterAutospacing="1" w:line="240" w:lineRule="auto"/>
+      </w:pPr>
+      <w:r>
+        <w:t>Outputs for Chimpanzee include occurrences of 'N' (unknown base). This reflects unresolved or ambiguous sequence positions (often in repetitive or difficult-to-assemble regions) and may affect motif counting and interpretation.</w:t>
+      </w:r>
+    </w:p>
+    <w:p>
+      <w:pPr>
+        <w:bidi w:val="0"/>
+        <w:spacing w:before="100" w:beforeAutospacing="1" w:after="100" w:afterAutospacing="1" w:line="240" w:lineRule="auto"/>
+        <w:outlineLvl w:val="1"/>
+        <w:rPr>
+          <w:b/>
+          <w:bCs/>
+        </w:rPr>
+      </w:pPr>
+      <w:r>
+        <w:rPr>
+          <w:b/>
+          <w:bCs/>
+        </w:rPr>
+        <w:t>6.5 Spatial Patterns of Repeats: Clustering, Long Gaps, and Periodicity</w:t>
+      </w:r>
+    </w:p>
+    <w:p>
+      <w:pPr>
+        <w:bidi w:val="0"/>
+        <w:spacing w:before="100" w:beforeAutospacing="1" w:after="100" w:afterAutospacing="1" w:line="240" w:lineRule="auto"/>
+      </w:pPr>
+      <w:r>
+        <w:t>Three qualitative positional patterns were observed:</w:t>
+      </w:r>
+    </w:p>
+    <w:p>
+      <w:pPr>
+        <w:numPr>
+          <w:ilvl w:val="0"/>
+          <w:numId w:val="13"/>
+        </w:numPr>
+        <w:bidi w:val="0"/>
+        <w:spacing w:before="100" w:beforeAutospacing="1" w:after="100" w:afterAutospacing="1" w:line="240" w:lineRule="auto"/>
+      </w:pPr>
+      <w:r>
+        <w:t>Clustering: many repeat occurrences concentrated in nearby regions, potentially indicating localized functional or structural regions.</w:t>
+      </w:r>
+    </w:p>
+    <w:p>
+      <w:pPr>
+        <w:numPr>
+          <w:ilvl w:val="0"/>
+          <w:numId w:val="13"/>
+        </w:numPr>
+        <w:bidi w:val="0"/>
+        <w:spacing w:before="100" w:beforeAutospacing="1" w:after="100" w:afterAutospacing="1" w:line="240" w:lineRule="auto"/>
+      </w:pPr>
+      <w:r>
+        <w:t>Large Genomic Gaps: the same repeat appearing in distant locations, consistent with large-scale duplication-like behavior.</w:t>
+      </w:r>
+    </w:p>
+    <w:p>
+      <w:pPr>
+        <w:numPr>
+          <w:ilvl w:val="0"/>
+          <w:numId w:val="13"/>
+        </w:numPr>
+        <w:bidi w:val="0"/>
+        <w:spacing w:before="100" w:beforeAutospacing="1" w:after="100" w:afterAutospacing="1" w:line="240" w:lineRule="auto"/>
+      </w:pPr>
+      <w:r>
+        <w:t>Periodic Repeats: repeats appearing at roughly regular intervals, characteristic of tandem arrays.</w:t>
+      </w:r>
+    </w:p>
+    <w:p>
+      <w:pPr>
+        <w:bidi w:val="0"/>
+        <w:spacing w:before="100" w:beforeAutospacing="1" w:after="100" w:afterAutospacing="1" w:line="240" w:lineRule="auto"/>
+        <w:outlineLvl w:val="1"/>
+        <w:rPr>
+          <w:b/>
+          <w:bCs/>
+        </w:rPr>
+      </w:pPr>
+      <w:r>
+        <w:rPr>
+          <w:b/>
+          <w:bCs/>
+        </w:rPr>
+        <w:t>6.6 Cross-Species Similarity: Strong Human–Chimp Overlap and Small Shared Core</w:t>
+      </w:r>
+    </w:p>
+    <w:p>
+      <w:pPr>
+        <w:numPr>
+          <w:ilvl w:val="0"/>
+          <w:numId w:val="14"/>
+        </w:numPr>
+        <w:bidi w:val="0"/>
+        <w:spacing w:before="100" w:beforeAutospacing="1" w:after="100" w:afterAutospacing="1" w:line="240" w:lineRule="auto"/>
+      </w:pPr>
+      <w:r>
+        <w:t>Human–Chimp: 333,742 shared motifs at L=30, 202,243 shared motifs at L=120, consistent with high conservation between these primates.</w:t>
+      </w:r>
+    </w:p>
+    <w:p>
+      <w:pPr>
+        <w:numPr>
+          <w:ilvl w:val="0"/>
+          <w:numId w:val="14"/>
+        </w:numPr>
+        <w:bidi w:val="0"/>
+        <w:spacing w:before="100" w:beforeAutospacing="1" w:after="100" w:afterAutospacing="1" w:line="240" w:lineRule="auto"/>
+      </w:pPr>
+      <w:r>
+        <w:t>Three-Species Core: 759 motifs shared by all three species at L=30, decreasing to 62 at L=70, and 0 at L=120, showing that only shorter essential patterns remain broadly conserved as motif length increases.</w:t>
+      </w:r>
+    </w:p>
+    <w:p>
+      <w:pPr>
+        <w:bidi w:val="0"/>
+        <w:spacing w:before="100" w:beforeAutospacing="1" w:after="100" w:afterAutospacing="1" w:line="240" w:lineRule="auto"/>
+        <w:outlineLvl w:val="0"/>
+        <w:rPr>
+          <w:b/>
+          <w:bCs/>
+        </w:rPr>
+      </w:pPr>
+      <w:r>
+        <w:rPr>
+          <w:b/>
+          <w:bCs/>
+        </w:rPr>
+        <w:t>7. Conclusions</w:t>
+      </w:r>
+    </w:p>
+    <w:p>
+      <w:pPr>
+        <w:numPr>
+          <w:ilvl w:val="0"/>
+          <w:numId w:val="15"/>
+        </w:numPr>
+        <w:bidi w:val="0"/>
+        <w:spacing w:before="100" w:beforeAutospacing="1" w:after="100" w:afterAutospacing="1" w:line="240" w:lineRule="auto"/>
+      </w:pPr>
+      <w:r>
+        <w:t>Humans exhibit exceptionally strong repetition at long motif lengths (70–120), including a length-120 motif repeating ~114 times, suggesting extensive reuse of long, complex sequence blocks.</w:t>
+      </w:r>
+    </w:p>
+    <w:p>
+      <w:pPr>
+        <w:numPr>
+          <w:ilvl w:val="0"/>
+          <w:numId w:val="15"/>
+        </w:numPr>
+        <w:bidi w:val="0"/>
+        <w:spacing w:before="100" w:beforeAutospacing="1" w:after="100" w:afterAutospacing="1" w:line="240" w:lineRule="auto"/>
+      </w:pPr>
+      <w:r>
+        <w:t>Chimpanzee shows a sharp decrease at L=120 and contains frequent 'N' symbols, requiring caution in interpretation.</w:t>
+      </w:r>
+    </w:p>
+    <w:p>
+      <w:pPr>
+        <w:numPr>
+          <w:ilvl w:val="0"/>
+          <w:numId w:val="15"/>
+        </w:numPr>
+        <w:bidi w:val="0"/>
+        <w:spacing w:before="100" w:beforeAutospacing="1" w:after="100" w:afterAutospacing="1" w:line="240" w:lineRule="auto"/>
+      </w:pPr>
+      <w:r>
+        <w:t xml:space="preserve">Dog shows minimal long-motif repetition (70–120), though the presence of a substantial LRS indicates some </w:t>
+      </w:r>
+      <w:proofErr w:type="gramStart"/>
+      <w:r>
+        <w:t>large repeated</w:t>
+      </w:r>
+      <w:proofErr w:type="gramEnd"/>
+      <w:r>
+        <w:t xml:space="preserve"> blocks.</w:t>
+      </w:r>
+    </w:p>
+    <w:p>
+      <w:pPr>
+        <w:numPr>
+          <w:ilvl w:val="0"/>
+          <w:numId w:val="15"/>
+        </w:numPr>
+        <w:bidi w:val="0"/>
+        <w:spacing w:before="100" w:beforeAutospacing="1" w:after="100" w:afterAutospacing="1" w:line="240" w:lineRule="auto"/>
+      </w:pPr>
+      <w:r>
+        <w:t>Human–chimp similarity dominates across lengths; the three-species shared core persists mainly at short motif lengths (L=30).</w:t>
+      </w:r>
+    </w:p>
+    <w:p>
+      <w:pPr>
+        <w:numPr>
+          <w:ilvl w:val="0"/>
+          <w:numId w:val="15"/>
+        </w:numPr>
+        <w:bidi w:val="0"/>
+        <w:spacing w:before="100" w:beforeAutospacing="1" w:after="100" w:afterAutospacing="1" w:line="240" w:lineRule="auto"/>
+      </w:pPr>
+      <w:r>
+        <w:t>Repeat positions are non-random: clusters, long gaps, and periodicity support localized, large-scale, and tandem-array structural interpretations.</w:t>
+      </w:r>
+    </w:p>
+    <w:p>
+      <w:pPr>
+        <w:bidi w:val="0"/>
+        <w:spacing w:after="0" w:line="240" w:lineRule="auto"/>
+      </w:pPr>
+    </w:p>
+    <w:p>
+      <w:pPr>
+        <w:bidi w:val="0"/>
+        <w:spacing w:before="100" w:beforeAutospacing="1" w:after="100" w:afterAutospacing="1" w:line="240" w:lineRule="auto"/>
+        <w:outlineLvl w:val="0"/>
+        <w:rPr>
+          <w:b/>
+          <w:bCs/>
+        </w:rPr>
+      </w:pPr>
+      <w:r>
+        <w:rPr>
+          <w:b/>
+          <w:bCs/>
+        </w:rPr>
+        <w:t>Final Summary</w:t>
+      </w:r>
+    </w:p>
+    <w:p>
+      <w:pPr>
+        <w:bidi w:val="0"/>
+        <w:spacing w:before="100" w:beforeAutospacing="1" w:after="100" w:afterAutospacing="1" w:line="240" w:lineRule="auto"/>
+      </w:pPr>
+      <w:r>
+        <w:t>The algorithmic analysis confirms that human uniqueness is not just about the "letters" of DNA, but the efficiency of organization. Humans utilize high-frequency, long-pattern repetitions to build more sophisticated regulatory and structural networks than their closest relatives.</w:t>
+      </w:r>
+    </w:p>
+    <w:p>
+      <w:pPr>
+        <w:bidi w:val="0"/>
+        <w:rPr>
           <w:rtl/>
         </w:rPr>
       </w:pPr>
@@ -3252,9 +3406,9 @@
       <w:lvlJc w:val="left"/>
       <w:pPr>
         <w:tabs>
-          <w:tab w:val="num" w:pos="8363"/>
-        </w:tabs>
-        <w:ind w:left="8363" w:hanging="360"/>
+          <w:tab w:val="num" w:pos="720"/>
+        </w:tabs>
+        <w:ind w:left="720" w:hanging="360"/>
       </w:pPr>
       <w:rPr>
         <w:rFonts w:ascii="Symbol" w:hAnsi="Symbol" w:hint="default"/>
@@ -3268,9 +3422,9 @@
       <w:lvlJc w:val="left"/>
       <w:pPr>
         <w:tabs>
-          <w:tab w:val="num" w:pos="9083"/>
-        </w:tabs>
-        <w:ind w:left="9083" w:hanging="360"/>
+          <w:tab w:val="num" w:pos="1440"/>
+        </w:tabs>
+        <w:ind w:left="1440" w:hanging="360"/>
       </w:pPr>
       <w:rPr>
         <w:rFonts w:ascii="Courier New" w:hAnsi="Courier New" w:hint="default"/>
@@ -3284,9 +3438,9 @@
       <w:lvlJc w:val="left"/>
       <w:pPr>
         <w:tabs>
-          <w:tab w:val="num" w:pos="9803"/>
-        </w:tabs>
-        <w:ind w:left="9803" w:hanging="360"/>
+          <w:tab w:val="num" w:pos="2160"/>
+        </w:tabs>
+        <w:ind w:left="2160" w:hanging="360"/>
       </w:pPr>
       <w:rPr>
         <w:rFonts w:ascii="Wingdings" w:hAnsi="Wingdings" w:hint="default"/>
@@ -3300,9 +3454,9 @@
       <w:lvlJc w:val="left"/>
       <w:pPr>
         <w:tabs>
-          <w:tab w:val="num" w:pos="10523"/>
-        </w:tabs>
-        <w:ind w:left="10523" w:hanging="360"/>
+          <w:tab w:val="num" w:pos="2880"/>
+        </w:tabs>
+        <w:ind w:left="2880" w:hanging="360"/>
       </w:pPr>
       <w:rPr>
         <w:rFonts w:ascii="Wingdings" w:hAnsi="Wingdings" w:hint="default"/>
@@ -3316,9 +3470,9 @@
       <w:lvlJc w:val="left"/>
       <w:pPr>
         <w:tabs>
-          <w:tab w:val="num" w:pos="11243"/>
-        </w:tabs>
-        <w:ind w:left="11243" w:hanging="360"/>
+          <w:tab w:val="num" w:pos="3600"/>
+        </w:tabs>
+        <w:ind w:left="3600" w:hanging="360"/>
       </w:pPr>
       <w:rPr>
         <w:rFonts w:ascii="Wingdings" w:hAnsi="Wingdings" w:hint="default"/>
@@ -3332,9 +3486,9 @@
       <w:lvlJc w:val="left"/>
       <w:pPr>
         <w:tabs>
-          <w:tab w:val="num" w:pos="11963"/>
-        </w:tabs>
-        <w:ind w:left="11963" w:hanging="360"/>
+          <w:tab w:val="num" w:pos="4320"/>
+        </w:tabs>
+        <w:ind w:left="4320" w:hanging="360"/>
       </w:pPr>
       <w:rPr>
         <w:rFonts w:ascii="Wingdings" w:hAnsi="Wingdings" w:hint="default"/>
@@ -3348,9 +3502,9 @@
       <w:lvlJc w:val="left"/>
       <w:pPr>
         <w:tabs>
-          <w:tab w:val="num" w:pos="12683"/>
-        </w:tabs>
-        <w:ind w:left="12683" w:hanging="360"/>
+          <w:tab w:val="num" w:pos="5040"/>
+        </w:tabs>
+        <w:ind w:left="5040" w:hanging="360"/>
       </w:pPr>
       <w:rPr>
         <w:rFonts w:ascii="Wingdings" w:hAnsi="Wingdings" w:hint="default"/>
@@ -3364,9 +3518,9 @@
       <w:lvlJc w:val="left"/>
       <w:pPr>
         <w:tabs>
-          <w:tab w:val="num" w:pos="13403"/>
-        </w:tabs>
-        <w:ind w:left="13403" w:hanging="360"/>
+          <w:tab w:val="num" w:pos="5760"/>
+        </w:tabs>
+        <w:ind w:left="5760" w:hanging="360"/>
       </w:pPr>
       <w:rPr>
         <w:rFonts w:ascii="Wingdings" w:hAnsi="Wingdings" w:hint="default"/>
@@ -3380,9 +3534,9 @@
       <w:lvlJc w:val="left"/>
       <w:pPr>
         <w:tabs>
-          <w:tab w:val="num" w:pos="14123"/>
-        </w:tabs>
-        <w:ind w:left="14123" w:hanging="360"/>
+          <w:tab w:val="num" w:pos="6480"/>
+        </w:tabs>
+        <w:ind w:left="6480" w:hanging="360"/>
       </w:pPr>
       <w:rPr>
         <w:rFonts w:ascii="Wingdings" w:hAnsi="Wingdings" w:hint="default"/>
@@ -3391,6 +3545,304 @@
     </w:lvl>
   </w:abstractNum>
   <w:abstractNum w:abstractNumId="1" w15:restartNumberingAfterBreak="0">
+    <w:nsid w:val="146F1074"/>
+    <w:multiLevelType w:val="multilevel"/>
+    <w:tmpl w:val="AA200A0E"/>
+    <w:lvl w:ilvl="0">
+      <w:start w:val="1"/>
+      <w:numFmt w:val="bullet"/>
+      <w:lvlText w:val=""/>
+      <w:lvlJc w:val="left"/>
+      <w:pPr>
+        <w:tabs>
+          <w:tab w:val="num" w:pos="720"/>
+        </w:tabs>
+        <w:ind w:left="720" w:hanging="360"/>
+      </w:pPr>
+      <w:rPr>
+        <w:rFonts w:ascii="Symbol" w:hAnsi="Symbol" w:hint="default"/>
+        <w:sz w:val="20"/>
+      </w:rPr>
+    </w:lvl>
+    <w:lvl w:ilvl="1" w:tentative="1">
+      <w:start w:val="1"/>
+      <w:numFmt w:val="bullet"/>
+      <w:lvlText w:val="o"/>
+      <w:lvlJc w:val="left"/>
+      <w:pPr>
+        <w:tabs>
+          <w:tab w:val="num" w:pos="1440"/>
+        </w:tabs>
+        <w:ind w:left="1440" w:hanging="360"/>
+      </w:pPr>
+      <w:rPr>
+        <w:rFonts w:ascii="Courier New" w:hAnsi="Courier New" w:hint="default"/>
+        <w:sz w:val="20"/>
+      </w:rPr>
+    </w:lvl>
+    <w:lvl w:ilvl="2" w:tentative="1">
+      <w:start w:val="1"/>
+      <w:numFmt w:val="bullet"/>
+      <w:lvlText w:val=""/>
+      <w:lvlJc w:val="left"/>
+      <w:pPr>
+        <w:tabs>
+          <w:tab w:val="num" w:pos="2160"/>
+        </w:tabs>
+        <w:ind w:left="2160" w:hanging="360"/>
+      </w:pPr>
+      <w:rPr>
+        <w:rFonts w:ascii="Wingdings" w:hAnsi="Wingdings" w:hint="default"/>
+        <w:sz w:val="20"/>
+      </w:rPr>
+    </w:lvl>
+    <w:lvl w:ilvl="3" w:tentative="1">
+      <w:start w:val="1"/>
+      <w:numFmt w:val="bullet"/>
+      <w:lvlText w:val=""/>
+      <w:lvlJc w:val="left"/>
+      <w:pPr>
+        <w:tabs>
+          <w:tab w:val="num" w:pos="2880"/>
+        </w:tabs>
+        <w:ind w:left="2880" w:hanging="360"/>
+      </w:pPr>
+      <w:rPr>
+        <w:rFonts w:ascii="Wingdings" w:hAnsi="Wingdings" w:hint="default"/>
+        <w:sz w:val="20"/>
+      </w:rPr>
+    </w:lvl>
+    <w:lvl w:ilvl="4" w:tentative="1">
+      <w:start w:val="1"/>
+      <w:numFmt w:val="bullet"/>
+      <w:lvlText w:val=""/>
+      <w:lvlJc w:val="left"/>
+      <w:pPr>
+        <w:tabs>
+          <w:tab w:val="num" w:pos="3600"/>
+        </w:tabs>
+        <w:ind w:left="3600" w:hanging="360"/>
+      </w:pPr>
+      <w:rPr>
+        <w:rFonts w:ascii="Wingdings" w:hAnsi="Wingdings" w:hint="default"/>
+        <w:sz w:val="20"/>
+      </w:rPr>
+    </w:lvl>
+    <w:lvl w:ilvl="5" w:tentative="1">
+      <w:start w:val="1"/>
+      <w:numFmt w:val="bullet"/>
+      <w:lvlText w:val=""/>
+      <w:lvlJc w:val="left"/>
+      <w:pPr>
+        <w:tabs>
+          <w:tab w:val="num" w:pos="4320"/>
+        </w:tabs>
+        <w:ind w:left="4320" w:hanging="360"/>
+      </w:pPr>
+      <w:rPr>
+        <w:rFonts w:ascii="Wingdings" w:hAnsi="Wingdings" w:hint="default"/>
+        <w:sz w:val="20"/>
+      </w:rPr>
+    </w:lvl>
+    <w:lvl w:ilvl="6" w:tentative="1">
+      <w:start w:val="1"/>
+      <w:numFmt w:val="bullet"/>
+      <w:lvlText w:val=""/>
+      <w:lvlJc w:val="left"/>
+      <w:pPr>
+        <w:tabs>
+          <w:tab w:val="num" w:pos="5040"/>
+        </w:tabs>
+        <w:ind w:left="5040" w:hanging="360"/>
+      </w:pPr>
+      <w:rPr>
+        <w:rFonts w:ascii="Wingdings" w:hAnsi="Wingdings" w:hint="default"/>
+        <w:sz w:val="20"/>
+      </w:rPr>
+    </w:lvl>
+    <w:lvl w:ilvl="7" w:tentative="1">
+      <w:start w:val="1"/>
+      <w:numFmt w:val="bullet"/>
+      <w:lvlText w:val=""/>
+      <w:lvlJc w:val="left"/>
+      <w:pPr>
+        <w:tabs>
+          <w:tab w:val="num" w:pos="5760"/>
+        </w:tabs>
+        <w:ind w:left="5760" w:hanging="360"/>
+      </w:pPr>
+      <w:rPr>
+        <w:rFonts w:ascii="Wingdings" w:hAnsi="Wingdings" w:hint="default"/>
+        <w:sz w:val="20"/>
+      </w:rPr>
+    </w:lvl>
+    <w:lvl w:ilvl="8" w:tentative="1">
+      <w:start w:val="1"/>
+      <w:numFmt w:val="bullet"/>
+      <w:lvlText w:val=""/>
+      <w:lvlJc w:val="left"/>
+      <w:pPr>
+        <w:tabs>
+          <w:tab w:val="num" w:pos="6480"/>
+        </w:tabs>
+        <w:ind w:left="6480" w:hanging="360"/>
+      </w:pPr>
+      <w:rPr>
+        <w:rFonts w:ascii="Wingdings" w:hAnsi="Wingdings" w:hint="default"/>
+        <w:sz w:val="20"/>
+      </w:rPr>
+    </w:lvl>
+  </w:abstractNum>
+  <w:abstractNum w:abstractNumId="2" w15:restartNumberingAfterBreak="0">
+    <w:nsid w:val="173B581D"/>
+    <w:multiLevelType w:val="multilevel"/>
+    <w:tmpl w:val="2E30681C"/>
+    <w:lvl w:ilvl="0">
+      <w:start w:val="1"/>
+      <w:numFmt w:val="bullet"/>
+      <w:lvlText w:val=""/>
+      <w:lvlJc w:val="left"/>
+      <w:pPr>
+        <w:tabs>
+          <w:tab w:val="num" w:pos="720"/>
+        </w:tabs>
+        <w:ind w:left="720" w:hanging="360"/>
+      </w:pPr>
+      <w:rPr>
+        <w:rFonts w:ascii="Symbol" w:hAnsi="Symbol" w:hint="default"/>
+        <w:sz w:val="20"/>
+      </w:rPr>
+    </w:lvl>
+    <w:lvl w:ilvl="1" w:tentative="1">
+      <w:start w:val="1"/>
+      <w:numFmt w:val="bullet"/>
+      <w:lvlText w:val="o"/>
+      <w:lvlJc w:val="left"/>
+      <w:pPr>
+        <w:tabs>
+          <w:tab w:val="num" w:pos="1440"/>
+        </w:tabs>
+        <w:ind w:left="1440" w:hanging="360"/>
+      </w:pPr>
+      <w:rPr>
+        <w:rFonts w:ascii="Courier New" w:hAnsi="Courier New" w:hint="default"/>
+        <w:sz w:val="20"/>
+      </w:rPr>
+    </w:lvl>
+    <w:lvl w:ilvl="2" w:tentative="1">
+      <w:start w:val="1"/>
+      <w:numFmt w:val="bullet"/>
+      <w:lvlText w:val=""/>
+      <w:lvlJc w:val="left"/>
+      <w:pPr>
+        <w:tabs>
+          <w:tab w:val="num" w:pos="2160"/>
+        </w:tabs>
+        <w:ind w:left="2160" w:hanging="360"/>
+      </w:pPr>
+      <w:rPr>
+        <w:rFonts w:ascii="Wingdings" w:hAnsi="Wingdings" w:hint="default"/>
+        <w:sz w:val="20"/>
+      </w:rPr>
+    </w:lvl>
+    <w:lvl w:ilvl="3" w:tentative="1">
+      <w:start w:val="1"/>
+      <w:numFmt w:val="bullet"/>
+      <w:lvlText w:val=""/>
+      <w:lvlJc w:val="left"/>
+      <w:pPr>
+        <w:tabs>
+          <w:tab w:val="num" w:pos="2880"/>
+        </w:tabs>
+        <w:ind w:left="2880" w:hanging="360"/>
+      </w:pPr>
+      <w:rPr>
+        <w:rFonts w:ascii="Wingdings" w:hAnsi="Wingdings" w:hint="default"/>
+        <w:sz w:val="20"/>
+      </w:rPr>
+    </w:lvl>
+    <w:lvl w:ilvl="4" w:tentative="1">
+      <w:start w:val="1"/>
+      <w:numFmt w:val="bullet"/>
+      <w:lvlText w:val=""/>
+      <w:lvlJc w:val="left"/>
+      <w:pPr>
+        <w:tabs>
+          <w:tab w:val="num" w:pos="3600"/>
+        </w:tabs>
+        <w:ind w:left="3600" w:hanging="360"/>
+      </w:pPr>
+      <w:rPr>
+        <w:rFonts w:ascii="Wingdings" w:hAnsi="Wingdings" w:hint="default"/>
+        <w:sz w:val="20"/>
+      </w:rPr>
+    </w:lvl>
+    <w:lvl w:ilvl="5" w:tentative="1">
+      <w:start w:val="1"/>
+      <w:numFmt w:val="bullet"/>
+      <w:lvlText w:val=""/>
+      <w:lvlJc w:val="left"/>
+      <w:pPr>
+        <w:tabs>
+          <w:tab w:val="num" w:pos="4320"/>
+        </w:tabs>
+        <w:ind w:left="4320" w:hanging="360"/>
+      </w:pPr>
+      <w:rPr>
+        <w:rFonts w:ascii="Wingdings" w:hAnsi="Wingdings" w:hint="default"/>
+        <w:sz w:val="20"/>
+      </w:rPr>
+    </w:lvl>
+    <w:lvl w:ilvl="6" w:tentative="1">
+      <w:start w:val="1"/>
+      <w:numFmt w:val="bullet"/>
+      <w:lvlText w:val=""/>
+      <w:lvlJc w:val="left"/>
+      <w:pPr>
+        <w:tabs>
+          <w:tab w:val="num" w:pos="5040"/>
+        </w:tabs>
+        <w:ind w:left="5040" w:hanging="360"/>
+      </w:pPr>
+      <w:rPr>
+        <w:rFonts w:ascii="Wingdings" w:hAnsi="Wingdings" w:hint="default"/>
+        <w:sz w:val="20"/>
+      </w:rPr>
+    </w:lvl>
+    <w:lvl w:ilvl="7" w:tentative="1">
+      <w:start w:val="1"/>
+      <w:numFmt w:val="bullet"/>
+      <w:lvlText w:val=""/>
+      <w:lvlJc w:val="left"/>
+      <w:pPr>
+        <w:tabs>
+          <w:tab w:val="num" w:pos="5760"/>
+        </w:tabs>
+        <w:ind w:left="5760" w:hanging="360"/>
+      </w:pPr>
+      <w:rPr>
+        <w:rFonts w:ascii="Wingdings" w:hAnsi="Wingdings" w:hint="default"/>
+        <w:sz w:val="20"/>
+      </w:rPr>
+    </w:lvl>
+    <w:lvl w:ilvl="8" w:tentative="1">
+      <w:start w:val="1"/>
+      <w:numFmt w:val="bullet"/>
+      <w:lvlText w:val=""/>
+      <w:lvlJc w:val="left"/>
+      <w:pPr>
+        <w:tabs>
+          <w:tab w:val="num" w:pos="6480"/>
+        </w:tabs>
+        <w:ind w:left="6480" w:hanging="360"/>
+      </w:pPr>
+      <w:rPr>
+        <w:rFonts w:ascii="Wingdings" w:hAnsi="Wingdings" w:hint="default"/>
+        <w:sz w:val="20"/>
+      </w:rPr>
+    </w:lvl>
+  </w:abstractNum>
+  <w:abstractNum w:abstractNumId="3" w15:restartNumberingAfterBreak="0">
     <w:nsid w:val="1CFC30F9"/>
     <w:multiLevelType w:val="multilevel"/>
     <w:tmpl w:val="DE76DB52"/>
@@ -3503,7 +3955,7 @@
       </w:pPr>
     </w:lvl>
   </w:abstractNum>
-  <w:abstractNum w:abstractNumId="2" w15:restartNumberingAfterBreak="0">
+  <w:abstractNum w:abstractNumId="4" w15:restartNumberingAfterBreak="0">
     <w:nsid w:val="2B701DD7"/>
     <w:multiLevelType w:val="multilevel"/>
     <w:tmpl w:val="E4947DCA"/>
@@ -3514,9 +3966,9 @@
       <w:lvlJc w:val="left"/>
       <w:pPr>
         <w:tabs>
-          <w:tab w:val="num" w:pos="502"/>
-        </w:tabs>
-        <w:ind w:left="502" w:hanging="360"/>
+          <w:tab w:val="num" w:pos="720"/>
+        </w:tabs>
+        <w:ind w:left="720" w:hanging="360"/>
       </w:pPr>
       <w:rPr>
         <w:rFonts w:ascii="Symbol" w:hAnsi="Symbol" w:hint="default"/>
@@ -3530,9 +3982,9 @@
       <w:lvlJc w:val="left"/>
       <w:pPr>
         <w:tabs>
-          <w:tab w:val="num" w:pos="1222"/>
-        </w:tabs>
-        <w:ind w:left="1222" w:hanging="360"/>
+          <w:tab w:val="num" w:pos="1440"/>
+        </w:tabs>
+        <w:ind w:left="1440" w:hanging="360"/>
       </w:pPr>
       <w:rPr>
         <w:rFonts w:ascii="Courier New" w:hAnsi="Courier New" w:hint="default"/>
@@ -3546,9 +3998,9 @@
       <w:lvlJc w:val="left"/>
       <w:pPr>
         <w:tabs>
-          <w:tab w:val="num" w:pos="1942"/>
-        </w:tabs>
-        <w:ind w:left="1942" w:hanging="360"/>
+          <w:tab w:val="num" w:pos="2160"/>
+        </w:tabs>
+        <w:ind w:left="2160" w:hanging="360"/>
       </w:pPr>
       <w:rPr>
         <w:rFonts w:ascii="Wingdings" w:hAnsi="Wingdings" w:hint="default"/>
@@ -3562,9 +4014,9 @@
       <w:lvlJc w:val="left"/>
       <w:pPr>
         <w:tabs>
-          <w:tab w:val="num" w:pos="2662"/>
-        </w:tabs>
-        <w:ind w:left="2662" w:hanging="360"/>
+          <w:tab w:val="num" w:pos="2880"/>
+        </w:tabs>
+        <w:ind w:left="2880" w:hanging="360"/>
       </w:pPr>
       <w:rPr>
         <w:rFonts w:ascii="Wingdings" w:hAnsi="Wingdings" w:hint="default"/>
@@ -3578,9 +4030,9 @@
       <w:lvlJc w:val="left"/>
       <w:pPr>
         <w:tabs>
-          <w:tab w:val="num" w:pos="3382"/>
-        </w:tabs>
-        <w:ind w:left="3382" w:hanging="360"/>
+          <w:tab w:val="num" w:pos="3600"/>
+        </w:tabs>
+        <w:ind w:left="3600" w:hanging="360"/>
       </w:pPr>
       <w:rPr>
         <w:rFonts w:ascii="Wingdings" w:hAnsi="Wingdings" w:hint="default"/>
@@ -3594,9 +4046,9 @@
       <w:lvlJc w:val="left"/>
       <w:pPr>
         <w:tabs>
-          <w:tab w:val="num" w:pos="4102"/>
-        </w:tabs>
-        <w:ind w:left="4102" w:hanging="360"/>
+          <w:tab w:val="num" w:pos="4320"/>
+        </w:tabs>
+        <w:ind w:left="4320" w:hanging="360"/>
       </w:pPr>
       <w:rPr>
         <w:rFonts w:ascii="Wingdings" w:hAnsi="Wingdings" w:hint="default"/>
@@ -3610,9 +4062,9 @@
       <w:lvlJc w:val="left"/>
       <w:pPr>
         <w:tabs>
-          <w:tab w:val="num" w:pos="4822"/>
-        </w:tabs>
-        <w:ind w:left="4822" w:hanging="360"/>
+          <w:tab w:val="num" w:pos="5040"/>
+        </w:tabs>
+        <w:ind w:left="5040" w:hanging="360"/>
       </w:pPr>
       <w:rPr>
         <w:rFonts w:ascii="Wingdings" w:hAnsi="Wingdings" w:hint="default"/>
@@ -3626,9 +4078,9 @@
       <w:lvlJc w:val="left"/>
       <w:pPr>
         <w:tabs>
-          <w:tab w:val="num" w:pos="5542"/>
-        </w:tabs>
-        <w:ind w:left="5542" w:hanging="360"/>
+          <w:tab w:val="num" w:pos="5760"/>
+        </w:tabs>
+        <w:ind w:left="5760" w:hanging="360"/>
       </w:pPr>
       <w:rPr>
         <w:rFonts w:ascii="Wingdings" w:hAnsi="Wingdings" w:hint="default"/>
@@ -3642,9 +4094,9 @@
       <w:lvlJc w:val="left"/>
       <w:pPr>
         <w:tabs>
-          <w:tab w:val="num" w:pos="6262"/>
-        </w:tabs>
-        <w:ind w:left="6262" w:hanging="360"/>
+          <w:tab w:val="num" w:pos="6480"/>
+        </w:tabs>
+        <w:ind w:left="6480" w:hanging="360"/>
       </w:pPr>
       <w:rPr>
         <w:rFonts w:ascii="Wingdings" w:hAnsi="Wingdings" w:hint="default"/>
@@ -3652,7 +4104,7 @@
       </w:rPr>
     </w:lvl>
   </w:abstractNum>
-  <w:abstractNum w:abstractNumId="3" w15:restartNumberingAfterBreak="0">
+  <w:abstractNum w:abstractNumId="5" w15:restartNumberingAfterBreak="0">
     <w:nsid w:val="30975A56"/>
     <w:multiLevelType w:val="multilevel"/>
     <w:tmpl w:val="BD2A91EA"/>
@@ -3663,9 +4115,9 @@
       <w:lvlJc w:val="left"/>
       <w:pPr>
         <w:tabs>
-          <w:tab w:val="num" w:pos="502"/>
-        </w:tabs>
-        <w:ind w:left="502" w:hanging="360"/>
+          <w:tab w:val="num" w:pos="720"/>
+        </w:tabs>
+        <w:ind w:left="720" w:hanging="360"/>
       </w:pPr>
       <w:rPr>
         <w:rFonts w:ascii="Symbol" w:hAnsi="Symbol" w:hint="default"/>
@@ -3679,9 +4131,9 @@
       <w:lvlJc w:val="left"/>
       <w:pPr>
         <w:tabs>
-          <w:tab w:val="num" w:pos="1222"/>
-        </w:tabs>
-        <w:ind w:left="1222" w:hanging="360"/>
+          <w:tab w:val="num" w:pos="1440"/>
+        </w:tabs>
+        <w:ind w:left="1440" w:hanging="360"/>
       </w:pPr>
       <w:rPr>
         <w:rFonts w:ascii="Courier New" w:hAnsi="Courier New" w:hint="default"/>
@@ -3695,9 +4147,9 @@
       <w:lvlJc w:val="left"/>
       <w:pPr>
         <w:tabs>
-          <w:tab w:val="num" w:pos="1942"/>
-        </w:tabs>
-        <w:ind w:left="1942" w:hanging="360"/>
+          <w:tab w:val="num" w:pos="2160"/>
+        </w:tabs>
+        <w:ind w:left="2160" w:hanging="360"/>
       </w:pPr>
       <w:rPr>
         <w:rFonts w:ascii="Wingdings" w:hAnsi="Wingdings" w:hint="default"/>
@@ -3711,9 +4163,9 @@
       <w:lvlJc w:val="left"/>
       <w:pPr>
         <w:tabs>
-          <w:tab w:val="num" w:pos="2662"/>
-        </w:tabs>
-        <w:ind w:left="2662" w:hanging="360"/>
+          <w:tab w:val="num" w:pos="2880"/>
+        </w:tabs>
+        <w:ind w:left="2880" w:hanging="360"/>
       </w:pPr>
       <w:rPr>
         <w:rFonts w:ascii="Wingdings" w:hAnsi="Wingdings" w:hint="default"/>
@@ -3727,9 +4179,9 @@
       <w:lvlJc w:val="left"/>
       <w:pPr>
         <w:tabs>
-          <w:tab w:val="num" w:pos="3382"/>
-        </w:tabs>
-        <w:ind w:left="3382" w:hanging="360"/>
+          <w:tab w:val="num" w:pos="3600"/>
+        </w:tabs>
+        <w:ind w:left="3600" w:hanging="360"/>
       </w:pPr>
       <w:rPr>
         <w:rFonts w:ascii="Wingdings" w:hAnsi="Wingdings" w:hint="default"/>
@@ -3743,9 +4195,9 @@
       <w:lvlJc w:val="left"/>
       <w:pPr>
         <w:tabs>
-          <w:tab w:val="num" w:pos="4102"/>
-        </w:tabs>
-        <w:ind w:left="4102" w:hanging="360"/>
+          <w:tab w:val="num" w:pos="4320"/>
+        </w:tabs>
+        <w:ind w:left="4320" w:hanging="360"/>
       </w:pPr>
       <w:rPr>
         <w:rFonts w:ascii="Wingdings" w:hAnsi="Wingdings" w:hint="default"/>
@@ -3759,9 +4211,9 @@
       <w:lvlJc w:val="left"/>
       <w:pPr>
         <w:tabs>
-          <w:tab w:val="num" w:pos="4822"/>
-        </w:tabs>
-        <w:ind w:left="4822" w:hanging="360"/>
+          <w:tab w:val="num" w:pos="5040"/>
+        </w:tabs>
+        <w:ind w:left="5040" w:hanging="360"/>
       </w:pPr>
       <w:rPr>
         <w:rFonts w:ascii="Wingdings" w:hAnsi="Wingdings" w:hint="default"/>
@@ -3775,9 +4227,9 @@
       <w:lvlJc w:val="left"/>
       <w:pPr>
         <w:tabs>
-          <w:tab w:val="num" w:pos="5542"/>
-        </w:tabs>
-        <w:ind w:left="5542" w:hanging="360"/>
+          <w:tab w:val="num" w:pos="5760"/>
+        </w:tabs>
+        <w:ind w:left="5760" w:hanging="360"/>
       </w:pPr>
       <w:rPr>
         <w:rFonts w:ascii="Wingdings" w:hAnsi="Wingdings" w:hint="default"/>
@@ -3791,9 +4243,9 @@
       <w:lvlJc w:val="left"/>
       <w:pPr>
         <w:tabs>
-          <w:tab w:val="num" w:pos="6262"/>
-        </w:tabs>
-        <w:ind w:left="6262" w:hanging="360"/>
+          <w:tab w:val="num" w:pos="6480"/>
+        </w:tabs>
+        <w:ind w:left="6480" w:hanging="360"/>
       </w:pPr>
       <w:rPr>
         <w:rFonts w:ascii="Wingdings" w:hAnsi="Wingdings" w:hint="default"/>
@@ -3801,7 +4253,7 @@
       </w:rPr>
     </w:lvl>
   </w:abstractNum>
-  <w:abstractNum w:abstractNumId="4" w15:restartNumberingAfterBreak="0">
+  <w:abstractNum w:abstractNumId="6" w15:restartNumberingAfterBreak="0">
     <w:nsid w:val="32662D72"/>
     <w:multiLevelType w:val="multilevel"/>
     <w:tmpl w:val="35EABB26"/>
@@ -3812,9 +4264,9 @@
       <w:lvlJc w:val="left"/>
       <w:pPr>
         <w:tabs>
-          <w:tab w:val="num" w:pos="502"/>
-        </w:tabs>
-        <w:ind w:left="502" w:hanging="360"/>
+          <w:tab w:val="num" w:pos="720"/>
+        </w:tabs>
+        <w:ind w:left="720" w:hanging="360"/>
       </w:pPr>
       <w:rPr>
         <w:rFonts w:ascii="Symbol" w:hAnsi="Symbol" w:hint="default"/>
@@ -3828,9 +4280,9 @@
       <w:lvlJc w:val="left"/>
       <w:pPr>
         <w:tabs>
-          <w:tab w:val="num" w:pos="1222"/>
-        </w:tabs>
-        <w:ind w:left="1222" w:hanging="360"/>
+          <w:tab w:val="num" w:pos="1440"/>
+        </w:tabs>
+        <w:ind w:left="1440" w:hanging="360"/>
       </w:pPr>
       <w:rPr>
         <w:rFonts w:ascii="Courier New" w:hAnsi="Courier New" w:hint="default"/>
@@ -3844,9 +4296,9 @@
       <w:lvlJc w:val="left"/>
       <w:pPr>
         <w:tabs>
-          <w:tab w:val="num" w:pos="1942"/>
-        </w:tabs>
-        <w:ind w:left="1942" w:hanging="360"/>
+          <w:tab w:val="num" w:pos="2160"/>
+        </w:tabs>
+        <w:ind w:left="2160" w:hanging="360"/>
       </w:pPr>
       <w:rPr>
         <w:rFonts w:ascii="Wingdings" w:hAnsi="Wingdings" w:hint="default"/>
@@ -3860,9 +4312,9 @@
       <w:lvlJc w:val="left"/>
       <w:pPr>
         <w:tabs>
-          <w:tab w:val="num" w:pos="2662"/>
-        </w:tabs>
-        <w:ind w:left="2662" w:hanging="360"/>
+          <w:tab w:val="num" w:pos="2880"/>
+        </w:tabs>
+        <w:ind w:left="2880" w:hanging="360"/>
       </w:pPr>
       <w:rPr>
         <w:rFonts w:ascii="Wingdings" w:hAnsi="Wingdings" w:hint="default"/>
@@ -3876,9 +4328,9 @@
       <w:lvlJc w:val="left"/>
       <w:pPr>
         <w:tabs>
-          <w:tab w:val="num" w:pos="3382"/>
-        </w:tabs>
-        <w:ind w:left="3382" w:hanging="360"/>
+          <w:tab w:val="num" w:pos="3600"/>
+        </w:tabs>
+        <w:ind w:left="3600" w:hanging="360"/>
       </w:pPr>
       <w:rPr>
         <w:rFonts w:ascii="Wingdings" w:hAnsi="Wingdings" w:hint="default"/>
@@ -3892,9 +4344,9 @@
       <w:lvlJc w:val="left"/>
       <w:pPr>
         <w:tabs>
-          <w:tab w:val="num" w:pos="4102"/>
-        </w:tabs>
-        <w:ind w:left="4102" w:hanging="360"/>
+          <w:tab w:val="num" w:pos="4320"/>
+        </w:tabs>
+        <w:ind w:left="4320" w:hanging="360"/>
       </w:pPr>
       <w:rPr>
         <w:rFonts w:ascii="Wingdings" w:hAnsi="Wingdings" w:hint="default"/>
@@ -3908,9 +4360,9 @@
       <w:lvlJc w:val="left"/>
       <w:pPr>
         <w:tabs>
-          <w:tab w:val="num" w:pos="4822"/>
-        </w:tabs>
-        <w:ind w:left="4822" w:hanging="360"/>
+          <w:tab w:val="num" w:pos="5040"/>
+        </w:tabs>
+        <w:ind w:left="5040" w:hanging="360"/>
       </w:pPr>
       <w:rPr>
         <w:rFonts w:ascii="Wingdings" w:hAnsi="Wingdings" w:hint="default"/>
@@ -3924,9 +4376,9 @@
       <w:lvlJc w:val="left"/>
       <w:pPr>
         <w:tabs>
-          <w:tab w:val="num" w:pos="5542"/>
-        </w:tabs>
-        <w:ind w:left="5542" w:hanging="360"/>
+          <w:tab w:val="num" w:pos="5760"/>
+        </w:tabs>
+        <w:ind w:left="5760" w:hanging="360"/>
       </w:pPr>
       <w:rPr>
         <w:rFonts w:ascii="Wingdings" w:hAnsi="Wingdings" w:hint="default"/>
@@ -3940,279 +4392,166 @@
       <w:lvlJc w:val="left"/>
       <w:pPr>
         <w:tabs>
-          <w:tab w:val="num" w:pos="6262"/>
-        </w:tabs>
-        <w:ind w:left="6262" w:hanging="360"/>
-      </w:pPr>
-      <w:rPr>
-        <w:rFonts w:ascii="Wingdings" w:hAnsi="Wingdings" w:hint="default"/>
-        <w:sz w:val="20"/>
-      </w:rPr>
-    </w:lvl>
-  </w:abstractNum>
-  <w:abstractNum w:abstractNumId="5" w15:restartNumberingAfterBreak="0">
-    <w:nsid w:val="33724DA0"/>
-    <w:multiLevelType w:val="multilevel"/>
-    <w:tmpl w:val="54F4AC06"/>
-    <w:lvl w:ilvl="0">
-      <w:start w:val="1"/>
-      <w:numFmt w:val="bullet"/>
-      <w:lvlText w:val=""/>
-      <w:lvlJc w:val="left"/>
-      <w:pPr>
-        <w:tabs>
-          <w:tab w:val="num" w:pos="502"/>
-        </w:tabs>
-        <w:ind w:left="502" w:hanging="360"/>
-      </w:pPr>
-      <w:rPr>
-        <w:rFonts w:ascii="Symbol" w:hAnsi="Symbol" w:hint="default"/>
-        <w:sz w:val="20"/>
-      </w:rPr>
-    </w:lvl>
-    <w:lvl w:ilvl="1" w:tentative="1">
-      <w:start w:val="1"/>
-      <w:numFmt w:val="bullet"/>
-      <w:lvlText w:val="o"/>
-      <w:lvlJc w:val="left"/>
-      <w:pPr>
-        <w:tabs>
-          <w:tab w:val="num" w:pos="1222"/>
-        </w:tabs>
-        <w:ind w:left="1222" w:hanging="360"/>
-      </w:pPr>
-      <w:rPr>
-        <w:rFonts w:ascii="Courier New" w:hAnsi="Courier New" w:hint="default"/>
-        <w:sz w:val="20"/>
-      </w:rPr>
-    </w:lvl>
-    <w:lvl w:ilvl="2" w:tentative="1">
-      <w:start w:val="1"/>
-      <w:numFmt w:val="bullet"/>
-      <w:lvlText w:val=""/>
-      <w:lvlJc w:val="left"/>
-      <w:pPr>
-        <w:tabs>
-          <w:tab w:val="num" w:pos="1942"/>
-        </w:tabs>
-        <w:ind w:left="1942" w:hanging="360"/>
-      </w:pPr>
-      <w:rPr>
-        <w:rFonts w:ascii="Wingdings" w:hAnsi="Wingdings" w:hint="default"/>
-        <w:sz w:val="20"/>
-      </w:rPr>
-    </w:lvl>
-    <w:lvl w:ilvl="3" w:tentative="1">
-      <w:start w:val="1"/>
-      <w:numFmt w:val="bullet"/>
-      <w:lvlText w:val=""/>
-      <w:lvlJc w:val="left"/>
-      <w:pPr>
-        <w:tabs>
-          <w:tab w:val="num" w:pos="2662"/>
-        </w:tabs>
-        <w:ind w:left="2662" w:hanging="360"/>
-      </w:pPr>
-      <w:rPr>
-        <w:rFonts w:ascii="Wingdings" w:hAnsi="Wingdings" w:hint="default"/>
-        <w:sz w:val="20"/>
-      </w:rPr>
-    </w:lvl>
-    <w:lvl w:ilvl="4" w:tentative="1">
-      <w:start w:val="1"/>
-      <w:numFmt w:val="bullet"/>
-      <w:lvlText w:val=""/>
-      <w:lvlJc w:val="left"/>
-      <w:pPr>
-        <w:tabs>
-          <w:tab w:val="num" w:pos="3382"/>
-        </w:tabs>
-        <w:ind w:left="3382" w:hanging="360"/>
-      </w:pPr>
-      <w:rPr>
-        <w:rFonts w:ascii="Wingdings" w:hAnsi="Wingdings" w:hint="default"/>
-        <w:sz w:val="20"/>
-      </w:rPr>
-    </w:lvl>
-    <w:lvl w:ilvl="5" w:tentative="1">
-      <w:start w:val="1"/>
-      <w:numFmt w:val="bullet"/>
-      <w:lvlText w:val=""/>
-      <w:lvlJc w:val="left"/>
-      <w:pPr>
-        <w:tabs>
-          <w:tab w:val="num" w:pos="4102"/>
-        </w:tabs>
-        <w:ind w:left="4102" w:hanging="360"/>
-      </w:pPr>
-      <w:rPr>
-        <w:rFonts w:ascii="Wingdings" w:hAnsi="Wingdings" w:hint="default"/>
-        <w:sz w:val="20"/>
-      </w:rPr>
-    </w:lvl>
-    <w:lvl w:ilvl="6" w:tentative="1">
-      <w:start w:val="1"/>
-      <w:numFmt w:val="bullet"/>
-      <w:lvlText w:val=""/>
-      <w:lvlJc w:val="left"/>
-      <w:pPr>
-        <w:tabs>
-          <w:tab w:val="num" w:pos="4822"/>
-        </w:tabs>
-        <w:ind w:left="4822" w:hanging="360"/>
-      </w:pPr>
-      <w:rPr>
-        <w:rFonts w:ascii="Wingdings" w:hAnsi="Wingdings" w:hint="default"/>
-        <w:sz w:val="20"/>
-      </w:rPr>
-    </w:lvl>
-    <w:lvl w:ilvl="7" w:tentative="1">
-      <w:start w:val="1"/>
-      <w:numFmt w:val="bullet"/>
-      <w:lvlText w:val=""/>
-      <w:lvlJc w:val="left"/>
-      <w:pPr>
-        <w:tabs>
-          <w:tab w:val="num" w:pos="5542"/>
-        </w:tabs>
-        <w:ind w:left="5542" w:hanging="360"/>
-      </w:pPr>
-      <w:rPr>
-        <w:rFonts w:ascii="Wingdings" w:hAnsi="Wingdings" w:hint="default"/>
-        <w:sz w:val="20"/>
-      </w:rPr>
-    </w:lvl>
-    <w:lvl w:ilvl="8" w:tentative="1">
-      <w:start w:val="1"/>
-      <w:numFmt w:val="bullet"/>
-      <w:lvlText w:val=""/>
-      <w:lvlJc w:val="left"/>
-      <w:pPr>
-        <w:tabs>
-          <w:tab w:val="num" w:pos="6262"/>
-        </w:tabs>
-        <w:ind w:left="6262" w:hanging="360"/>
-      </w:pPr>
-      <w:rPr>
-        <w:rFonts w:ascii="Wingdings" w:hAnsi="Wingdings" w:hint="default"/>
-        <w:sz w:val="20"/>
-      </w:rPr>
-    </w:lvl>
-  </w:abstractNum>
-  <w:abstractNum w:abstractNumId="6" w15:restartNumberingAfterBreak="0">
-    <w:nsid w:val="342E77AC"/>
-    <w:multiLevelType w:val="multilevel"/>
-    <w:tmpl w:val="90708846"/>
-    <w:lvl w:ilvl="0">
-      <w:start w:val="1"/>
-      <w:numFmt w:val="decimal"/>
-      <w:lvlText w:val="%1."/>
-      <w:lvlJc w:val="left"/>
-      <w:pPr>
-        <w:tabs>
-          <w:tab w:val="num" w:pos="502"/>
-        </w:tabs>
-        <w:ind w:left="502" w:hanging="360"/>
-      </w:pPr>
-    </w:lvl>
-    <w:lvl w:ilvl="1" w:tentative="1">
-      <w:start w:val="1"/>
-      <w:numFmt w:val="decimal"/>
-      <w:lvlText w:val="%2."/>
-      <w:lvlJc w:val="left"/>
-      <w:pPr>
-        <w:tabs>
-          <w:tab w:val="num" w:pos="1222"/>
-        </w:tabs>
-        <w:ind w:left="1222" w:hanging="360"/>
-      </w:pPr>
-    </w:lvl>
-    <w:lvl w:ilvl="2" w:tentative="1">
-      <w:start w:val="1"/>
-      <w:numFmt w:val="decimal"/>
-      <w:lvlText w:val="%3."/>
-      <w:lvlJc w:val="left"/>
-      <w:pPr>
-        <w:tabs>
-          <w:tab w:val="num" w:pos="1942"/>
-        </w:tabs>
-        <w:ind w:left="1942" w:hanging="360"/>
-      </w:pPr>
-    </w:lvl>
-    <w:lvl w:ilvl="3" w:tentative="1">
-      <w:start w:val="1"/>
-      <w:numFmt w:val="decimal"/>
-      <w:lvlText w:val="%4."/>
-      <w:lvlJc w:val="left"/>
-      <w:pPr>
-        <w:tabs>
-          <w:tab w:val="num" w:pos="2662"/>
-        </w:tabs>
-        <w:ind w:left="2662" w:hanging="360"/>
-      </w:pPr>
-    </w:lvl>
-    <w:lvl w:ilvl="4" w:tentative="1">
-      <w:start w:val="1"/>
-      <w:numFmt w:val="decimal"/>
-      <w:lvlText w:val="%5."/>
-      <w:lvlJc w:val="left"/>
-      <w:pPr>
-        <w:tabs>
-          <w:tab w:val="num" w:pos="3382"/>
-        </w:tabs>
-        <w:ind w:left="3382" w:hanging="360"/>
-      </w:pPr>
-    </w:lvl>
-    <w:lvl w:ilvl="5" w:tentative="1">
-      <w:start w:val="1"/>
-      <w:numFmt w:val="decimal"/>
-      <w:lvlText w:val="%6."/>
-      <w:lvlJc w:val="left"/>
-      <w:pPr>
-        <w:tabs>
-          <w:tab w:val="num" w:pos="4102"/>
-        </w:tabs>
-        <w:ind w:left="4102" w:hanging="360"/>
-      </w:pPr>
-    </w:lvl>
-    <w:lvl w:ilvl="6" w:tentative="1">
-      <w:start w:val="1"/>
-      <w:numFmt w:val="decimal"/>
-      <w:lvlText w:val="%7."/>
-      <w:lvlJc w:val="left"/>
-      <w:pPr>
-        <w:tabs>
-          <w:tab w:val="num" w:pos="4822"/>
-        </w:tabs>
-        <w:ind w:left="4822" w:hanging="360"/>
-      </w:pPr>
-    </w:lvl>
-    <w:lvl w:ilvl="7" w:tentative="1">
-      <w:start w:val="1"/>
-      <w:numFmt w:val="decimal"/>
-      <w:lvlText w:val="%8."/>
-      <w:lvlJc w:val="left"/>
-      <w:pPr>
-        <w:tabs>
-          <w:tab w:val="num" w:pos="5542"/>
-        </w:tabs>
-        <w:ind w:left="5542" w:hanging="360"/>
-      </w:pPr>
-    </w:lvl>
-    <w:lvl w:ilvl="8" w:tentative="1">
-      <w:start w:val="1"/>
-      <w:numFmt w:val="decimal"/>
-      <w:lvlText w:val="%9."/>
-      <w:lvlJc w:val="left"/>
-      <w:pPr>
-        <w:tabs>
-          <w:tab w:val="num" w:pos="6262"/>
-        </w:tabs>
-        <w:ind w:left="6262" w:hanging="360"/>
-      </w:pPr>
+          <w:tab w:val="num" w:pos="6480"/>
+        </w:tabs>
+        <w:ind w:left="6480" w:hanging="360"/>
+      </w:pPr>
+      <w:rPr>
+        <w:rFonts w:ascii="Wingdings" w:hAnsi="Wingdings" w:hint="default"/>
+        <w:sz w:val="20"/>
+      </w:rPr>
     </w:lvl>
   </w:abstractNum>
   <w:abstractNum w:abstractNumId="7" w15:restartNumberingAfterBreak="0">
+    <w:nsid w:val="3DC60AE7"/>
+    <w:multiLevelType w:val="multilevel"/>
+    <w:tmpl w:val="BDE6D33C"/>
+    <w:lvl w:ilvl="0">
+      <w:start w:val="1"/>
+      <w:numFmt w:val="bullet"/>
+      <w:lvlText w:val=""/>
+      <w:lvlJc w:val="left"/>
+      <w:pPr>
+        <w:tabs>
+          <w:tab w:val="num" w:pos="720"/>
+        </w:tabs>
+        <w:ind w:left="720" w:hanging="360"/>
+      </w:pPr>
+      <w:rPr>
+        <w:rFonts w:ascii="Symbol" w:hAnsi="Symbol" w:hint="default"/>
+        <w:sz w:val="20"/>
+      </w:rPr>
+    </w:lvl>
+    <w:lvl w:ilvl="1" w:tentative="1">
+      <w:start w:val="1"/>
+      <w:numFmt w:val="bullet"/>
+      <w:lvlText w:val="o"/>
+      <w:lvlJc w:val="left"/>
+      <w:pPr>
+        <w:tabs>
+          <w:tab w:val="num" w:pos="1440"/>
+        </w:tabs>
+        <w:ind w:left="1440" w:hanging="360"/>
+      </w:pPr>
+      <w:rPr>
+        <w:rFonts w:ascii="Courier New" w:hAnsi="Courier New" w:hint="default"/>
+        <w:sz w:val="20"/>
+      </w:rPr>
+    </w:lvl>
+    <w:lvl w:ilvl="2" w:tentative="1">
+      <w:start w:val="1"/>
+      <w:numFmt w:val="bullet"/>
+      <w:lvlText w:val=""/>
+      <w:lvlJc w:val="left"/>
+      <w:pPr>
+        <w:tabs>
+          <w:tab w:val="num" w:pos="2160"/>
+        </w:tabs>
+        <w:ind w:left="2160" w:hanging="360"/>
+      </w:pPr>
+      <w:rPr>
+        <w:rFonts w:ascii="Wingdings" w:hAnsi="Wingdings" w:hint="default"/>
+        <w:sz w:val="20"/>
+      </w:rPr>
+    </w:lvl>
+    <w:lvl w:ilvl="3" w:tentative="1">
+      <w:start w:val="1"/>
+      <w:numFmt w:val="bullet"/>
+      <w:lvlText w:val=""/>
+      <w:lvlJc w:val="left"/>
+      <w:pPr>
+        <w:tabs>
+          <w:tab w:val="num" w:pos="2880"/>
+        </w:tabs>
+        <w:ind w:left="2880" w:hanging="360"/>
+      </w:pPr>
+      <w:rPr>
+        <w:rFonts w:ascii="Wingdings" w:hAnsi="Wingdings" w:hint="default"/>
+        <w:sz w:val="20"/>
+      </w:rPr>
+    </w:lvl>
+    <w:lvl w:ilvl="4" w:tentative="1">
+      <w:start w:val="1"/>
+      <w:numFmt w:val="bullet"/>
+      <w:lvlText w:val=""/>
+      <w:lvlJc w:val="left"/>
+      <w:pPr>
+        <w:tabs>
+          <w:tab w:val="num" w:pos="3600"/>
+        </w:tabs>
+        <w:ind w:left="3600" w:hanging="360"/>
+      </w:pPr>
+      <w:rPr>
+        <w:rFonts w:ascii="Wingdings" w:hAnsi="Wingdings" w:hint="default"/>
+        <w:sz w:val="20"/>
+      </w:rPr>
+    </w:lvl>
+    <w:lvl w:ilvl="5" w:tentative="1">
+      <w:start w:val="1"/>
+      <w:numFmt w:val="bullet"/>
+      <w:lvlText w:val=""/>
+      <w:lvlJc w:val="left"/>
+      <w:pPr>
+        <w:tabs>
+          <w:tab w:val="num" w:pos="4320"/>
+        </w:tabs>
+        <w:ind w:left="4320" w:hanging="360"/>
+      </w:pPr>
+      <w:rPr>
+        <w:rFonts w:ascii="Wingdings" w:hAnsi="Wingdings" w:hint="default"/>
+        <w:sz w:val="20"/>
+      </w:rPr>
+    </w:lvl>
+    <w:lvl w:ilvl="6" w:tentative="1">
+      <w:start w:val="1"/>
+      <w:numFmt w:val="bullet"/>
+      <w:lvlText w:val=""/>
+      <w:lvlJc w:val="left"/>
+      <w:pPr>
+        <w:tabs>
+          <w:tab w:val="num" w:pos="5040"/>
+        </w:tabs>
+        <w:ind w:left="5040" w:hanging="360"/>
+      </w:pPr>
+      <w:rPr>
+        <w:rFonts w:ascii="Wingdings" w:hAnsi="Wingdings" w:hint="default"/>
+        <w:sz w:val="20"/>
+      </w:rPr>
+    </w:lvl>
+    <w:lvl w:ilvl="7" w:tentative="1">
+      <w:start w:val="1"/>
+      <w:numFmt w:val="bullet"/>
+      <w:lvlText w:val=""/>
+      <w:lvlJc w:val="left"/>
+      <w:pPr>
+        <w:tabs>
+          <w:tab w:val="num" w:pos="5760"/>
+        </w:tabs>
+        <w:ind w:left="5760" w:hanging="360"/>
+      </w:pPr>
+      <w:rPr>
+        <w:rFonts w:ascii="Wingdings" w:hAnsi="Wingdings" w:hint="default"/>
+        <w:sz w:val="20"/>
+      </w:rPr>
+    </w:lvl>
+    <w:lvl w:ilvl="8" w:tentative="1">
+      <w:start w:val="1"/>
+      <w:numFmt w:val="bullet"/>
+      <w:lvlText w:val=""/>
+      <w:lvlJc w:val="left"/>
+      <w:pPr>
+        <w:tabs>
+          <w:tab w:val="num" w:pos="6480"/>
+        </w:tabs>
+        <w:ind w:left="6480" w:hanging="360"/>
+      </w:pPr>
+      <w:rPr>
+        <w:rFonts w:ascii="Wingdings" w:hAnsi="Wingdings" w:hint="default"/>
+        <w:sz w:val="20"/>
+      </w:rPr>
+    </w:lvl>
+  </w:abstractNum>
+  <w:abstractNum w:abstractNumId="8" w15:restartNumberingAfterBreak="0">
     <w:nsid w:val="3F236D58"/>
     <w:multiLevelType w:val="hybridMultilevel"/>
     <w:tmpl w:val="392A8068"/>
@@ -4298,7 +4637,382 @@
       </w:pPr>
     </w:lvl>
   </w:abstractNum>
-  <w:abstractNum w:abstractNumId="8" w15:restartNumberingAfterBreak="0">
+  <w:abstractNum w:abstractNumId="9" w15:restartNumberingAfterBreak="0">
+    <w:nsid w:val="43ED1C4A"/>
+    <w:multiLevelType w:val="multilevel"/>
+    <w:tmpl w:val="16287C8A"/>
+    <w:lvl w:ilvl="0">
+      <w:start w:val="1"/>
+      <w:numFmt w:val="decimal"/>
+      <w:lvlText w:val="%1."/>
+      <w:lvlJc w:val="left"/>
+      <w:pPr>
+        <w:tabs>
+          <w:tab w:val="num" w:pos="720"/>
+        </w:tabs>
+        <w:ind w:left="720" w:hanging="360"/>
+      </w:pPr>
+    </w:lvl>
+    <w:lvl w:ilvl="1" w:tentative="1">
+      <w:start w:val="1"/>
+      <w:numFmt w:val="decimal"/>
+      <w:lvlText w:val="%2."/>
+      <w:lvlJc w:val="left"/>
+      <w:pPr>
+        <w:tabs>
+          <w:tab w:val="num" w:pos="1440"/>
+        </w:tabs>
+        <w:ind w:left="1440" w:hanging="360"/>
+      </w:pPr>
+    </w:lvl>
+    <w:lvl w:ilvl="2" w:tentative="1">
+      <w:start w:val="1"/>
+      <w:numFmt w:val="decimal"/>
+      <w:lvlText w:val="%3."/>
+      <w:lvlJc w:val="left"/>
+      <w:pPr>
+        <w:tabs>
+          <w:tab w:val="num" w:pos="2160"/>
+        </w:tabs>
+        <w:ind w:left="2160" w:hanging="360"/>
+      </w:pPr>
+    </w:lvl>
+    <w:lvl w:ilvl="3" w:tentative="1">
+      <w:start w:val="1"/>
+      <w:numFmt w:val="decimal"/>
+      <w:lvlText w:val="%4."/>
+      <w:lvlJc w:val="left"/>
+      <w:pPr>
+        <w:tabs>
+          <w:tab w:val="num" w:pos="2880"/>
+        </w:tabs>
+        <w:ind w:left="2880" w:hanging="360"/>
+      </w:pPr>
+    </w:lvl>
+    <w:lvl w:ilvl="4" w:tentative="1">
+      <w:start w:val="1"/>
+      <w:numFmt w:val="decimal"/>
+      <w:lvlText w:val="%5."/>
+      <w:lvlJc w:val="left"/>
+      <w:pPr>
+        <w:tabs>
+          <w:tab w:val="num" w:pos="3600"/>
+        </w:tabs>
+        <w:ind w:left="3600" w:hanging="360"/>
+      </w:pPr>
+    </w:lvl>
+    <w:lvl w:ilvl="5" w:tentative="1">
+      <w:start w:val="1"/>
+      <w:numFmt w:val="decimal"/>
+      <w:lvlText w:val="%6."/>
+      <w:lvlJc w:val="left"/>
+      <w:pPr>
+        <w:tabs>
+          <w:tab w:val="num" w:pos="4320"/>
+        </w:tabs>
+        <w:ind w:left="4320" w:hanging="360"/>
+      </w:pPr>
+    </w:lvl>
+    <w:lvl w:ilvl="6" w:tentative="1">
+      <w:start w:val="1"/>
+      <w:numFmt w:val="decimal"/>
+      <w:lvlText w:val="%7."/>
+      <w:lvlJc w:val="left"/>
+      <w:pPr>
+        <w:tabs>
+          <w:tab w:val="num" w:pos="5040"/>
+        </w:tabs>
+        <w:ind w:left="5040" w:hanging="360"/>
+      </w:pPr>
+    </w:lvl>
+    <w:lvl w:ilvl="7" w:tentative="1">
+      <w:start w:val="1"/>
+      <w:numFmt w:val="decimal"/>
+      <w:lvlText w:val="%8."/>
+      <w:lvlJc w:val="left"/>
+      <w:pPr>
+        <w:tabs>
+          <w:tab w:val="num" w:pos="5760"/>
+        </w:tabs>
+        <w:ind w:left="5760" w:hanging="360"/>
+      </w:pPr>
+    </w:lvl>
+    <w:lvl w:ilvl="8" w:tentative="1">
+      <w:start w:val="1"/>
+      <w:numFmt w:val="decimal"/>
+      <w:lvlText w:val="%9."/>
+      <w:lvlJc w:val="left"/>
+      <w:pPr>
+        <w:tabs>
+          <w:tab w:val="num" w:pos="6480"/>
+        </w:tabs>
+        <w:ind w:left="6480" w:hanging="360"/>
+      </w:pPr>
+    </w:lvl>
+  </w:abstractNum>
+  <w:abstractNum w:abstractNumId="10" w15:restartNumberingAfterBreak="0">
+    <w:nsid w:val="45DA0926"/>
+    <w:multiLevelType w:val="multilevel"/>
+    <w:tmpl w:val="572E01C0"/>
+    <w:lvl w:ilvl="0">
+      <w:start w:val="1"/>
+      <w:numFmt w:val="decimal"/>
+      <w:lvlText w:val="%1."/>
+      <w:lvlJc w:val="left"/>
+      <w:pPr>
+        <w:tabs>
+          <w:tab w:val="num" w:pos="720"/>
+        </w:tabs>
+        <w:ind w:left="720" w:hanging="360"/>
+      </w:pPr>
+    </w:lvl>
+    <w:lvl w:ilvl="1" w:tentative="1">
+      <w:start w:val="1"/>
+      <w:numFmt w:val="decimal"/>
+      <w:lvlText w:val="%2."/>
+      <w:lvlJc w:val="left"/>
+      <w:pPr>
+        <w:tabs>
+          <w:tab w:val="num" w:pos="1440"/>
+        </w:tabs>
+        <w:ind w:left="1440" w:hanging="360"/>
+      </w:pPr>
+    </w:lvl>
+    <w:lvl w:ilvl="2" w:tentative="1">
+      <w:start w:val="1"/>
+      <w:numFmt w:val="decimal"/>
+      <w:lvlText w:val="%3."/>
+      <w:lvlJc w:val="left"/>
+      <w:pPr>
+        <w:tabs>
+          <w:tab w:val="num" w:pos="2160"/>
+        </w:tabs>
+        <w:ind w:left="2160" w:hanging="360"/>
+      </w:pPr>
+    </w:lvl>
+    <w:lvl w:ilvl="3" w:tentative="1">
+      <w:start w:val="1"/>
+      <w:numFmt w:val="decimal"/>
+      <w:lvlText w:val="%4."/>
+      <w:lvlJc w:val="left"/>
+      <w:pPr>
+        <w:tabs>
+          <w:tab w:val="num" w:pos="2880"/>
+        </w:tabs>
+        <w:ind w:left="2880" w:hanging="360"/>
+      </w:pPr>
+    </w:lvl>
+    <w:lvl w:ilvl="4" w:tentative="1">
+      <w:start w:val="1"/>
+      <w:numFmt w:val="decimal"/>
+      <w:lvlText w:val="%5."/>
+      <w:lvlJc w:val="left"/>
+      <w:pPr>
+        <w:tabs>
+          <w:tab w:val="num" w:pos="3600"/>
+        </w:tabs>
+        <w:ind w:left="3600" w:hanging="360"/>
+      </w:pPr>
+    </w:lvl>
+    <w:lvl w:ilvl="5" w:tentative="1">
+      <w:start w:val="1"/>
+      <w:numFmt w:val="decimal"/>
+      <w:lvlText w:val="%6."/>
+      <w:lvlJc w:val="left"/>
+      <w:pPr>
+        <w:tabs>
+          <w:tab w:val="num" w:pos="4320"/>
+        </w:tabs>
+        <w:ind w:left="4320" w:hanging="360"/>
+      </w:pPr>
+    </w:lvl>
+    <w:lvl w:ilvl="6" w:tentative="1">
+      <w:start w:val="1"/>
+      <w:numFmt w:val="decimal"/>
+      <w:lvlText w:val="%7."/>
+      <w:lvlJc w:val="left"/>
+      <w:pPr>
+        <w:tabs>
+          <w:tab w:val="num" w:pos="5040"/>
+        </w:tabs>
+        <w:ind w:left="5040" w:hanging="360"/>
+      </w:pPr>
+    </w:lvl>
+    <w:lvl w:ilvl="7" w:tentative="1">
+      <w:start w:val="1"/>
+      <w:numFmt w:val="decimal"/>
+      <w:lvlText w:val="%8."/>
+      <w:lvlJc w:val="left"/>
+      <w:pPr>
+        <w:tabs>
+          <w:tab w:val="num" w:pos="5760"/>
+        </w:tabs>
+        <w:ind w:left="5760" w:hanging="360"/>
+      </w:pPr>
+    </w:lvl>
+    <w:lvl w:ilvl="8" w:tentative="1">
+      <w:start w:val="1"/>
+      <w:numFmt w:val="decimal"/>
+      <w:lvlText w:val="%9."/>
+      <w:lvlJc w:val="left"/>
+      <w:pPr>
+        <w:tabs>
+          <w:tab w:val="num" w:pos="6480"/>
+        </w:tabs>
+        <w:ind w:left="6480" w:hanging="360"/>
+      </w:pPr>
+    </w:lvl>
+  </w:abstractNum>
+  <w:abstractNum w:abstractNumId="11" w15:restartNumberingAfterBreak="0">
+    <w:nsid w:val="4A3B0494"/>
+    <w:multiLevelType w:val="multilevel"/>
+    <w:tmpl w:val="B12A274A"/>
+    <w:lvl w:ilvl="0">
+      <w:start w:val="1"/>
+      <w:numFmt w:val="bullet"/>
+      <w:lvlText w:val=""/>
+      <w:lvlJc w:val="left"/>
+      <w:pPr>
+        <w:tabs>
+          <w:tab w:val="num" w:pos="720"/>
+        </w:tabs>
+        <w:ind w:left="720" w:hanging="360"/>
+      </w:pPr>
+      <w:rPr>
+        <w:rFonts w:ascii="Symbol" w:hAnsi="Symbol" w:hint="default"/>
+        <w:sz w:val="20"/>
+      </w:rPr>
+    </w:lvl>
+    <w:lvl w:ilvl="1" w:tentative="1">
+      <w:start w:val="1"/>
+      <w:numFmt w:val="bullet"/>
+      <w:lvlText w:val="o"/>
+      <w:lvlJc w:val="left"/>
+      <w:pPr>
+        <w:tabs>
+          <w:tab w:val="num" w:pos="1440"/>
+        </w:tabs>
+        <w:ind w:left="1440" w:hanging="360"/>
+      </w:pPr>
+      <w:rPr>
+        <w:rFonts w:ascii="Courier New" w:hAnsi="Courier New" w:hint="default"/>
+        <w:sz w:val="20"/>
+      </w:rPr>
+    </w:lvl>
+    <w:lvl w:ilvl="2" w:tentative="1">
+      <w:start w:val="1"/>
+      <w:numFmt w:val="bullet"/>
+      <w:lvlText w:val=""/>
+      <w:lvlJc w:val="left"/>
+      <w:pPr>
+        <w:tabs>
+          <w:tab w:val="num" w:pos="2160"/>
+        </w:tabs>
+        <w:ind w:left="2160" w:hanging="360"/>
+      </w:pPr>
+      <w:rPr>
+        <w:rFonts w:ascii="Wingdings" w:hAnsi="Wingdings" w:hint="default"/>
+        <w:sz w:val="20"/>
+      </w:rPr>
+    </w:lvl>
+    <w:lvl w:ilvl="3" w:tentative="1">
+      <w:start w:val="1"/>
+      <w:numFmt w:val="bullet"/>
+      <w:lvlText w:val=""/>
+      <w:lvlJc w:val="left"/>
+      <w:pPr>
+        <w:tabs>
+          <w:tab w:val="num" w:pos="2880"/>
+        </w:tabs>
+        <w:ind w:left="2880" w:hanging="360"/>
+      </w:pPr>
+      <w:rPr>
+        <w:rFonts w:ascii="Wingdings" w:hAnsi="Wingdings" w:hint="default"/>
+        <w:sz w:val="20"/>
+      </w:rPr>
+    </w:lvl>
+    <w:lvl w:ilvl="4" w:tentative="1">
+      <w:start w:val="1"/>
+      <w:numFmt w:val="bullet"/>
+      <w:lvlText w:val=""/>
+      <w:lvlJc w:val="left"/>
+      <w:pPr>
+        <w:tabs>
+          <w:tab w:val="num" w:pos="3600"/>
+        </w:tabs>
+        <w:ind w:left="3600" w:hanging="360"/>
+      </w:pPr>
+      <w:rPr>
+        <w:rFonts w:ascii="Wingdings" w:hAnsi="Wingdings" w:hint="default"/>
+        <w:sz w:val="20"/>
+      </w:rPr>
+    </w:lvl>
+    <w:lvl w:ilvl="5" w:tentative="1">
+      <w:start w:val="1"/>
+      <w:numFmt w:val="bullet"/>
+      <w:lvlText w:val=""/>
+      <w:lvlJc w:val="left"/>
+      <w:pPr>
+        <w:tabs>
+          <w:tab w:val="num" w:pos="4320"/>
+        </w:tabs>
+        <w:ind w:left="4320" w:hanging="360"/>
+      </w:pPr>
+      <w:rPr>
+        <w:rFonts w:ascii="Wingdings" w:hAnsi="Wingdings" w:hint="default"/>
+        <w:sz w:val="20"/>
+      </w:rPr>
+    </w:lvl>
+    <w:lvl w:ilvl="6" w:tentative="1">
+      <w:start w:val="1"/>
+      <w:numFmt w:val="bullet"/>
+      <w:lvlText w:val=""/>
+      <w:lvlJc w:val="left"/>
+      <w:pPr>
+        <w:tabs>
+          <w:tab w:val="num" w:pos="5040"/>
+        </w:tabs>
+        <w:ind w:left="5040" w:hanging="360"/>
+      </w:pPr>
+      <w:rPr>
+        <w:rFonts w:ascii="Wingdings" w:hAnsi="Wingdings" w:hint="default"/>
+        <w:sz w:val="20"/>
+      </w:rPr>
+    </w:lvl>
+    <w:lvl w:ilvl="7" w:tentative="1">
+      <w:start w:val="1"/>
+      <w:numFmt w:val="bullet"/>
+      <w:lvlText w:val=""/>
+      <w:lvlJc w:val="left"/>
+      <w:pPr>
+        <w:tabs>
+          <w:tab w:val="num" w:pos="5760"/>
+        </w:tabs>
+        <w:ind w:left="5760" w:hanging="360"/>
+      </w:pPr>
+      <w:rPr>
+        <w:rFonts w:ascii="Wingdings" w:hAnsi="Wingdings" w:hint="default"/>
+        <w:sz w:val="20"/>
+      </w:rPr>
+    </w:lvl>
+    <w:lvl w:ilvl="8" w:tentative="1">
+      <w:start w:val="1"/>
+      <w:numFmt w:val="bullet"/>
+      <w:lvlText w:val=""/>
+      <w:lvlJc w:val="left"/>
+      <w:pPr>
+        <w:tabs>
+          <w:tab w:val="num" w:pos="6480"/>
+        </w:tabs>
+        <w:ind w:left="6480" w:hanging="360"/>
+      </w:pPr>
+      <w:rPr>
+        <w:rFonts w:ascii="Wingdings" w:hAnsi="Wingdings" w:hint="default"/>
+        <w:sz w:val="20"/>
+      </w:rPr>
+    </w:lvl>
+  </w:abstractNum>
+  <w:abstractNum w:abstractNumId="12" w15:restartNumberingAfterBreak="0">
     <w:nsid w:val="4E502634"/>
     <w:multiLevelType w:val="multilevel"/>
     <w:tmpl w:val="A43E82F4"/>
@@ -4447,7 +5161,7 @@
       </w:rPr>
     </w:lvl>
   </w:abstractNum>
-  <w:abstractNum w:abstractNumId="9" w15:restartNumberingAfterBreak="0">
+  <w:abstractNum w:abstractNumId="13" w15:restartNumberingAfterBreak="0">
     <w:nsid w:val="5AFA726C"/>
     <w:multiLevelType w:val="multilevel"/>
     <w:tmpl w:val="BF4C5ABC"/>
@@ -4596,35 +5310,199 @@
       </w:rPr>
     </w:lvl>
   </w:abstractNum>
+  <w:abstractNum w:abstractNumId="14" w15:restartNumberingAfterBreak="0">
+    <w:nsid w:val="61E130CE"/>
+    <w:multiLevelType w:val="multilevel"/>
+    <w:tmpl w:val="32BA81FA"/>
+    <w:lvl w:ilvl="0">
+      <w:start w:val="1"/>
+      <w:numFmt w:val="bullet"/>
+      <w:lvlText w:val=""/>
+      <w:lvlJc w:val="left"/>
+      <w:pPr>
+        <w:tabs>
+          <w:tab w:val="num" w:pos="720"/>
+        </w:tabs>
+        <w:ind w:left="720" w:hanging="360"/>
+      </w:pPr>
+      <w:rPr>
+        <w:rFonts w:ascii="Symbol" w:hAnsi="Symbol" w:hint="default"/>
+        <w:sz w:val="20"/>
+      </w:rPr>
+    </w:lvl>
+    <w:lvl w:ilvl="1" w:tentative="1">
+      <w:start w:val="1"/>
+      <w:numFmt w:val="bullet"/>
+      <w:lvlText w:val="o"/>
+      <w:lvlJc w:val="left"/>
+      <w:pPr>
+        <w:tabs>
+          <w:tab w:val="num" w:pos="1440"/>
+        </w:tabs>
+        <w:ind w:left="1440" w:hanging="360"/>
+      </w:pPr>
+      <w:rPr>
+        <w:rFonts w:ascii="Courier New" w:hAnsi="Courier New" w:hint="default"/>
+        <w:sz w:val="20"/>
+      </w:rPr>
+    </w:lvl>
+    <w:lvl w:ilvl="2" w:tentative="1">
+      <w:start w:val="1"/>
+      <w:numFmt w:val="bullet"/>
+      <w:lvlText w:val=""/>
+      <w:lvlJc w:val="left"/>
+      <w:pPr>
+        <w:tabs>
+          <w:tab w:val="num" w:pos="2160"/>
+        </w:tabs>
+        <w:ind w:left="2160" w:hanging="360"/>
+      </w:pPr>
+      <w:rPr>
+        <w:rFonts w:ascii="Wingdings" w:hAnsi="Wingdings" w:hint="default"/>
+        <w:sz w:val="20"/>
+      </w:rPr>
+    </w:lvl>
+    <w:lvl w:ilvl="3" w:tentative="1">
+      <w:start w:val="1"/>
+      <w:numFmt w:val="bullet"/>
+      <w:lvlText w:val=""/>
+      <w:lvlJc w:val="left"/>
+      <w:pPr>
+        <w:tabs>
+          <w:tab w:val="num" w:pos="2880"/>
+        </w:tabs>
+        <w:ind w:left="2880" w:hanging="360"/>
+      </w:pPr>
+      <w:rPr>
+        <w:rFonts w:ascii="Wingdings" w:hAnsi="Wingdings" w:hint="default"/>
+        <w:sz w:val="20"/>
+      </w:rPr>
+    </w:lvl>
+    <w:lvl w:ilvl="4" w:tentative="1">
+      <w:start w:val="1"/>
+      <w:numFmt w:val="bullet"/>
+      <w:lvlText w:val=""/>
+      <w:lvlJc w:val="left"/>
+      <w:pPr>
+        <w:tabs>
+          <w:tab w:val="num" w:pos="3600"/>
+        </w:tabs>
+        <w:ind w:left="3600" w:hanging="360"/>
+      </w:pPr>
+      <w:rPr>
+        <w:rFonts w:ascii="Wingdings" w:hAnsi="Wingdings" w:hint="default"/>
+        <w:sz w:val="20"/>
+      </w:rPr>
+    </w:lvl>
+    <w:lvl w:ilvl="5" w:tentative="1">
+      <w:start w:val="1"/>
+      <w:numFmt w:val="bullet"/>
+      <w:lvlText w:val=""/>
+      <w:lvlJc w:val="left"/>
+      <w:pPr>
+        <w:tabs>
+          <w:tab w:val="num" w:pos="4320"/>
+        </w:tabs>
+        <w:ind w:left="4320" w:hanging="360"/>
+      </w:pPr>
+      <w:rPr>
+        <w:rFonts w:ascii="Wingdings" w:hAnsi="Wingdings" w:hint="default"/>
+        <w:sz w:val="20"/>
+      </w:rPr>
+    </w:lvl>
+    <w:lvl w:ilvl="6" w:tentative="1">
+      <w:start w:val="1"/>
+      <w:numFmt w:val="bullet"/>
+      <w:lvlText w:val=""/>
+      <w:lvlJc w:val="left"/>
+      <w:pPr>
+        <w:tabs>
+          <w:tab w:val="num" w:pos="5040"/>
+        </w:tabs>
+        <w:ind w:left="5040" w:hanging="360"/>
+      </w:pPr>
+      <w:rPr>
+        <w:rFonts w:ascii="Wingdings" w:hAnsi="Wingdings" w:hint="default"/>
+        <w:sz w:val="20"/>
+      </w:rPr>
+    </w:lvl>
+    <w:lvl w:ilvl="7" w:tentative="1">
+      <w:start w:val="1"/>
+      <w:numFmt w:val="bullet"/>
+      <w:lvlText w:val=""/>
+      <w:lvlJc w:val="left"/>
+      <w:pPr>
+        <w:tabs>
+          <w:tab w:val="num" w:pos="5760"/>
+        </w:tabs>
+        <w:ind w:left="5760" w:hanging="360"/>
+      </w:pPr>
+      <w:rPr>
+        <w:rFonts w:ascii="Wingdings" w:hAnsi="Wingdings" w:hint="default"/>
+        <w:sz w:val="20"/>
+      </w:rPr>
+    </w:lvl>
+    <w:lvl w:ilvl="8" w:tentative="1">
+      <w:start w:val="1"/>
+      <w:numFmt w:val="bullet"/>
+      <w:lvlText w:val=""/>
+      <w:lvlJc w:val="left"/>
+      <w:pPr>
+        <w:tabs>
+          <w:tab w:val="num" w:pos="6480"/>
+        </w:tabs>
+        <w:ind w:left="6480" w:hanging="360"/>
+      </w:pPr>
+      <w:rPr>
+        <w:rFonts w:ascii="Wingdings" w:hAnsi="Wingdings" w:hint="default"/>
+        <w:sz w:val="20"/>
+      </w:rPr>
+    </w:lvl>
+  </w:abstractNum>
   <w:num w:numId="1" w16cid:durableId="949704362">
-    <w:abstractNumId w:val="8"/>
+    <w:abstractNumId w:val="12"/>
   </w:num>
   <w:num w:numId="2" w16cid:durableId="1689259797">
     <w:abstractNumId w:val="0"/>
   </w:num>
   <w:num w:numId="3" w16cid:durableId="878132466">
-    <w:abstractNumId w:val="9"/>
+    <w:abstractNumId w:val="13"/>
   </w:num>
   <w:num w:numId="4" w16cid:durableId="673730502">
+    <w:abstractNumId w:val="6"/>
+  </w:num>
+  <w:num w:numId="5" w16cid:durableId="456145494">
+    <w:abstractNumId w:val="5"/>
+  </w:num>
+  <w:num w:numId="6" w16cid:durableId="686517609">
     <w:abstractNumId w:val="4"/>
   </w:num>
-  <w:num w:numId="5" w16cid:durableId="456145494">
+  <w:num w:numId="7" w16cid:durableId="1012949428">
     <w:abstractNumId w:val="3"/>
   </w:num>
-  <w:num w:numId="6" w16cid:durableId="686517609">
+  <w:num w:numId="8" w16cid:durableId="1900241771">
+    <w:abstractNumId w:val="8"/>
+  </w:num>
+  <w:num w:numId="9" w16cid:durableId="1160736552">
     <w:abstractNumId w:val="2"/>
   </w:num>
-  <w:num w:numId="7" w16cid:durableId="1012949428">
+  <w:num w:numId="10" w16cid:durableId="374621994">
     <w:abstractNumId w:val="1"/>
   </w:num>
-  <w:num w:numId="8" w16cid:durableId="1900241771">
+  <w:num w:numId="11" w16cid:durableId="1722442640">
+    <w:abstractNumId w:val="11"/>
+  </w:num>
+  <w:num w:numId="12" w16cid:durableId="2121683758">
+    <w:abstractNumId w:val="14"/>
+  </w:num>
+  <w:num w:numId="13" w16cid:durableId="936719181">
+    <w:abstractNumId w:val="10"/>
+  </w:num>
+  <w:num w:numId="14" w16cid:durableId="587233209">
     <w:abstractNumId w:val="7"/>
   </w:num>
-  <w:num w:numId="9" w16cid:durableId="1736470413">
-    <w:abstractNumId w:val="5"/>
-  </w:num>
-  <w:num w:numId="10" w16cid:durableId="642583398">
-    <w:abstractNumId w:val="6"/>
+  <w:num w:numId="15" w16cid:durableId="670455059">
+    <w:abstractNumId w:val="9"/>
   </w:num>
 </w:numbering>
 </file>
@@ -5026,18 +5904,18 @@
     <w:lsdException w:name="Unresolved Mention" w:semiHidden="1" w:unhideWhenUsed="1"/>
     <w:lsdException w:name="Smart Link" w:semiHidden="1" w:unhideWhenUsed="1"/>
   </w:latentStyles>
-  <w:style w:type="paragraph" w:default="1" w:styleId="Normal">
+  <w:style w:type="paragraph" w:default="1" w:styleId="a">
     <w:name w:val="Normal"/>
     <w:qFormat/>
     <w:pPr>
       <w:bidi/>
     </w:pPr>
   </w:style>
-  <w:style w:type="paragraph" w:styleId="Heading1">
+  <w:style w:type="paragraph" w:styleId="1">
     <w:name w:val="heading 1"/>
-    <w:basedOn w:val="Normal"/>
-    <w:next w:val="Normal"/>
-    <w:link w:val="Heading1Char"/>
+    <w:basedOn w:val="a"/>
+    <w:next w:val="a"/>
+    <w:link w:val="10"/>
     <w:uiPriority w:val="9"/>
     <w:qFormat/>
     <w:rsid w:val="0051216C"/>
@@ -5054,11 +5932,11 @@
       <w:szCs w:val="40"/>
     </w:rPr>
   </w:style>
-  <w:style w:type="paragraph" w:styleId="Heading2">
+  <w:style w:type="paragraph" w:styleId="2">
     <w:name w:val="heading 2"/>
-    <w:basedOn w:val="Normal"/>
-    <w:next w:val="Normal"/>
-    <w:link w:val="Heading2Char"/>
+    <w:basedOn w:val="a"/>
+    <w:next w:val="a"/>
+    <w:link w:val="20"/>
     <w:uiPriority w:val="9"/>
     <w:semiHidden/>
     <w:unhideWhenUsed/>
@@ -5077,11 +5955,11 @@
       <w:szCs w:val="32"/>
     </w:rPr>
   </w:style>
-  <w:style w:type="paragraph" w:styleId="Heading3">
+  <w:style w:type="paragraph" w:styleId="3">
     <w:name w:val="heading 3"/>
-    <w:basedOn w:val="Normal"/>
-    <w:next w:val="Normal"/>
-    <w:link w:val="Heading3Char"/>
+    <w:basedOn w:val="a"/>
+    <w:next w:val="a"/>
+    <w:link w:val="30"/>
     <w:uiPriority w:val="9"/>
     <w:semiHidden/>
     <w:unhideWhenUsed/>
@@ -5100,11 +5978,11 @@
       <w:szCs w:val="28"/>
     </w:rPr>
   </w:style>
-  <w:style w:type="paragraph" w:styleId="Heading4">
+  <w:style w:type="paragraph" w:styleId="4">
     <w:name w:val="heading 4"/>
-    <w:basedOn w:val="Normal"/>
-    <w:next w:val="Normal"/>
-    <w:link w:val="Heading4Char"/>
+    <w:basedOn w:val="a"/>
+    <w:next w:val="a"/>
+    <w:link w:val="40"/>
     <w:uiPriority w:val="9"/>
     <w:semiHidden/>
     <w:unhideWhenUsed/>
@@ -5123,11 +6001,11 @@
       <w:color w:val="0F4761" w:themeColor="accent1" w:themeShade="BF"/>
     </w:rPr>
   </w:style>
-  <w:style w:type="paragraph" w:styleId="Heading5">
+  <w:style w:type="paragraph" w:styleId="5">
     <w:name w:val="heading 5"/>
-    <w:basedOn w:val="Normal"/>
-    <w:next w:val="Normal"/>
-    <w:link w:val="Heading5Char"/>
+    <w:basedOn w:val="a"/>
+    <w:next w:val="a"/>
+    <w:link w:val="50"/>
     <w:uiPriority w:val="9"/>
     <w:semiHidden/>
     <w:unhideWhenUsed/>
@@ -5144,11 +6022,11 @@
       <w:color w:val="0F4761" w:themeColor="accent1" w:themeShade="BF"/>
     </w:rPr>
   </w:style>
-  <w:style w:type="paragraph" w:styleId="Heading6">
+  <w:style w:type="paragraph" w:styleId="6">
     <w:name w:val="heading 6"/>
-    <w:basedOn w:val="Normal"/>
-    <w:next w:val="Normal"/>
-    <w:link w:val="Heading6Char"/>
+    <w:basedOn w:val="a"/>
+    <w:next w:val="a"/>
+    <w:link w:val="60"/>
     <w:uiPriority w:val="9"/>
     <w:semiHidden/>
     <w:unhideWhenUsed/>
@@ -5167,11 +6045,11 @@
       <w:color w:val="595959" w:themeColor="text1" w:themeTint="A6"/>
     </w:rPr>
   </w:style>
-  <w:style w:type="paragraph" w:styleId="Heading7">
+  <w:style w:type="paragraph" w:styleId="7">
     <w:name w:val="heading 7"/>
-    <w:basedOn w:val="Normal"/>
-    <w:next w:val="Normal"/>
-    <w:link w:val="Heading7Char"/>
+    <w:basedOn w:val="a"/>
+    <w:next w:val="a"/>
+    <w:link w:val="70"/>
     <w:uiPriority w:val="9"/>
     <w:semiHidden/>
     <w:unhideWhenUsed/>
@@ -5188,11 +6066,11 @@
       <w:color w:val="595959" w:themeColor="text1" w:themeTint="A6"/>
     </w:rPr>
   </w:style>
-  <w:style w:type="paragraph" w:styleId="Heading8">
+  <w:style w:type="paragraph" w:styleId="8">
     <w:name w:val="heading 8"/>
-    <w:basedOn w:val="Normal"/>
-    <w:next w:val="Normal"/>
-    <w:link w:val="Heading8Char"/>
+    <w:basedOn w:val="a"/>
+    <w:next w:val="a"/>
+    <w:link w:val="80"/>
     <w:uiPriority w:val="9"/>
     <w:semiHidden/>
     <w:unhideWhenUsed/>
@@ -5211,11 +6089,11 @@
       <w:color w:val="272727" w:themeColor="text1" w:themeTint="D8"/>
     </w:rPr>
   </w:style>
-  <w:style w:type="paragraph" w:styleId="Heading9">
+  <w:style w:type="paragraph" w:styleId="9">
     <w:name w:val="heading 9"/>
-    <w:basedOn w:val="Normal"/>
-    <w:next w:val="Normal"/>
-    <w:link w:val="Heading9Char"/>
+    <w:basedOn w:val="a"/>
+    <w:next w:val="a"/>
+    <w:link w:val="90"/>
     <w:uiPriority w:val="9"/>
     <w:semiHidden/>
     <w:unhideWhenUsed/>
@@ -5232,12 +6110,13 @@
       <w:color w:val="272727" w:themeColor="text1" w:themeTint="D8"/>
     </w:rPr>
   </w:style>
-  <w:style w:type="character" w:default="1" w:styleId="DefaultParagraphFont">
+  <w:style w:type="character" w:default="1" w:styleId="a0">
     <w:name w:val="Default Paragraph Font"/>
     <w:uiPriority w:val="1"/>
+    <w:semiHidden/>
     <w:unhideWhenUsed/>
   </w:style>
-  <w:style w:type="table" w:default="1" w:styleId="TableNormal">
+  <w:style w:type="table" w:default="1" w:styleId="a1">
     <w:name w:val="Normal Table"/>
     <w:uiPriority w:val="99"/>
     <w:semiHidden/>
@@ -5252,16 +6131,16 @@
       </w:tblCellMar>
     </w:tblPr>
   </w:style>
-  <w:style w:type="numbering" w:default="1" w:styleId="NoList">
+  <w:style w:type="numbering" w:default="1" w:styleId="a2">
     <w:name w:val="No List"/>
     <w:uiPriority w:val="99"/>
     <w:semiHidden/>
     <w:unhideWhenUsed/>
   </w:style>
-  <w:style w:type="character" w:customStyle="1" w:styleId="Heading1Char">
-    <w:name w:val="Heading 1 Char"/>
-    <w:basedOn w:val="DefaultParagraphFont"/>
-    <w:link w:val="Heading1"/>
+  <w:style w:type="character" w:customStyle="1" w:styleId="10">
+    <w:name w:val="כותרת 1 תו"/>
+    <w:basedOn w:val="a0"/>
+    <w:link w:val="1"/>
     <w:uiPriority w:val="9"/>
     <w:rsid w:val="0051216C"/>
     <w:rPr>
@@ -5271,10 +6150,10 @@
       <w:szCs w:val="40"/>
     </w:rPr>
   </w:style>
-  <w:style w:type="character" w:customStyle="1" w:styleId="Heading2Char">
-    <w:name w:val="Heading 2 Char"/>
-    <w:basedOn w:val="DefaultParagraphFont"/>
-    <w:link w:val="Heading2"/>
+  <w:style w:type="character" w:customStyle="1" w:styleId="20">
+    <w:name w:val="כותרת 2 תו"/>
+    <w:basedOn w:val="a0"/>
+    <w:link w:val="2"/>
     <w:uiPriority w:val="9"/>
     <w:semiHidden/>
     <w:rsid w:val="0051216C"/>
@@ -5285,10 +6164,10 @@
       <w:szCs w:val="32"/>
     </w:rPr>
   </w:style>
-  <w:style w:type="character" w:customStyle="1" w:styleId="Heading3Char">
-    <w:name w:val="Heading 3 Char"/>
-    <w:basedOn w:val="DefaultParagraphFont"/>
-    <w:link w:val="Heading3"/>
+  <w:style w:type="character" w:customStyle="1" w:styleId="30">
+    <w:name w:val="כותרת 3 תו"/>
+    <w:basedOn w:val="a0"/>
+    <w:link w:val="3"/>
     <w:uiPriority w:val="9"/>
     <w:semiHidden/>
     <w:rsid w:val="0051216C"/>
@@ -5299,10 +6178,10 @@
       <w:szCs w:val="28"/>
     </w:rPr>
   </w:style>
-  <w:style w:type="character" w:customStyle="1" w:styleId="Heading4Char">
-    <w:name w:val="Heading 4 Char"/>
-    <w:basedOn w:val="DefaultParagraphFont"/>
-    <w:link w:val="Heading4"/>
+  <w:style w:type="character" w:customStyle="1" w:styleId="40">
+    <w:name w:val="כותרת 4 תו"/>
+    <w:basedOn w:val="a0"/>
+    <w:link w:val="4"/>
     <w:uiPriority w:val="9"/>
     <w:semiHidden/>
     <w:rsid w:val="0051216C"/>
@@ -5313,10 +6192,10 @@
       <w:color w:val="0F4761" w:themeColor="accent1" w:themeShade="BF"/>
     </w:rPr>
   </w:style>
-  <w:style w:type="character" w:customStyle="1" w:styleId="Heading5Char">
-    <w:name w:val="Heading 5 Char"/>
-    <w:basedOn w:val="DefaultParagraphFont"/>
-    <w:link w:val="Heading5"/>
+  <w:style w:type="character" w:customStyle="1" w:styleId="50">
+    <w:name w:val="כותרת 5 תו"/>
+    <w:basedOn w:val="a0"/>
+    <w:link w:val="5"/>
     <w:uiPriority w:val="9"/>
     <w:semiHidden/>
     <w:rsid w:val="0051216C"/>
@@ -5325,10 +6204,10 @@
       <w:color w:val="0F4761" w:themeColor="accent1" w:themeShade="BF"/>
     </w:rPr>
   </w:style>
-  <w:style w:type="character" w:customStyle="1" w:styleId="Heading6Char">
-    <w:name w:val="Heading 6 Char"/>
-    <w:basedOn w:val="DefaultParagraphFont"/>
-    <w:link w:val="Heading6"/>
+  <w:style w:type="character" w:customStyle="1" w:styleId="60">
+    <w:name w:val="כותרת 6 תו"/>
+    <w:basedOn w:val="a0"/>
+    <w:link w:val="6"/>
     <w:uiPriority w:val="9"/>
     <w:semiHidden/>
     <w:rsid w:val="0051216C"/>
@@ -5339,10 +6218,10 @@
       <w:color w:val="595959" w:themeColor="text1" w:themeTint="A6"/>
     </w:rPr>
   </w:style>
-  <w:style w:type="character" w:customStyle="1" w:styleId="Heading7Char">
-    <w:name w:val="Heading 7 Char"/>
-    <w:basedOn w:val="DefaultParagraphFont"/>
-    <w:link w:val="Heading7"/>
+  <w:style w:type="character" w:customStyle="1" w:styleId="70">
+    <w:name w:val="כותרת 7 תו"/>
+    <w:basedOn w:val="a0"/>
+    <w:link w:val="7"/>
     <w:uiPriority w:val="9"/>
     <w:semiHidden/>
     <w:rsid w:val="0051216C"/>
@@ -5351,10 +6230,10 @@
       <w:color w:val="595959" w:themeColor="text1" w:themeTint="A6"/>
     </w:rPr>
   </w:style>
-  <w:style w:type="character" w:customStyle="1" w:styleId="Heading8Char">
-    <w:name w:val="Heading 8 Char"/>
-    <w:basedOn w:val="DefaultParagraphFont"/>
-    <w:link w:val="Heading8"/>
+  <w:style w:type="character" w:customStyle="1" w:styleId="80">
+    <w:name w:val="כותרת 8 תו"/>
+    <w:basedOn w:val="a0"/>
+    <w:link w:val="8"/>
     <w:uiPriority w:val="9"/>
     <w:semiHidden/>
     <w:rsid w:val="0051216C"/>
@@ -5365,10 +6244,10 @@
       <w:color w:val="272727" w:themeColor="text1" w:themeTint="D8"/>
     </w:rPr>
   </w:style>
-  <w:style w:type="character" w:customStyle="1" w:styleId="Heading9Char">
-    <w:name w:val="Heading 9 Char"/>
-    <w:basedOn w:val="DefaultParagraphFont"/>
-    <w:link w:val="Heading9"/>
+  <w:style w:type="character" w:customStyle="1" w:styleId="90">
+    <w:name w:val="כותרת 9 תו"/>
+    <w:basedOn w:val="a0"/>
+    <w:link w:val="9"/>
     <w:uiPriority w:val="9"/>
     <w:semiHidden/>
     <w:rsid w:val="0051216C"/>
@@ -5377,11 +6256,11 @@
       <w:color w:val="272727" w:themeColor="text1" w:themeTint="D8"/>
     </w:rPr>
   </w:style>
-  <w:style w:type="paragraph" w:styleId="Title">
+  <w:style w:type="paragraph" w:styleId="a3">
     <w:name w:val="Title"/>
-    <w:basedOn w:val="Normal"/>
-    <w:next w:val="Normal"/>
-    <w:link w:val="TitleChar"/>
+    <w:basedOn w:val="a"/>
+    <w:next w:val="a"/>
+    <w:link w:val="a4"/>
     <w:uiPriority w:val="10"/>
     <w:qFormat/>
     <w:rsid w:val="0051216C"/>
@@ -5397,10 +6276,10 @@
       <w:szCs w:val="56"/>
     </w:rPr>
   </w:style>
-  <w:style w:type="character" w:customStyle="1" w:styleId="TitleChar">
-    <w:name w:val="Title Char"/>
-    <w:basedOn w:val="DefaultParagraphFont"/>
-    <w:link w:val="Title"/>
+  <w:style w:type="character" w:customStyle="1" w:styleId="a4">
+    <w:name w:val="כותרת טקסט תו"/>
+    <w:basedOn w:val="a0"/>
+    <w:link w:val="a3"/>
     <w:uiPriority w:val="10"/>
     <w:rsid w:val="0051216C"/>
     <w:rPr>
@@ -5411,11 +6290,11 @@
       <w:szCs w:val="56"/>
     </w:rPr>
   </w:style>
-  <w:style w:type="paragraph" w:styleId="Subtitle">
+  <w:style w:type="paragraph" w:styleId="a5">
     <w:name w:val="Subtitle"/>
-    <w:basedOn w:val="Normal"/>
-    <w:next w:val="Normal"/>
-    <w:link w:val="SubtitleChar"/>
+    <w:basedOn w:val="a"/>
+    <w:next w:val="a"/>
+    <w:link w:val="a6"/>
     <w:uiPriority w:val="11"/>
     <w:qFormat/>
     <w:rsid w:val="0051216C"/>
@@ -5432,10 +6311,10 @@
       <w:szCs w:val="28"/>
     </w:rPr>
   </w:style>
-  <w:style w:type="character" w:customStyle="1" w:styleId="SubtitleChar">
-    <w:name w:val="Subtitle Char"/>
-    <w:basedOn w:val="DefaultParagraphFont"/>
-    <w:link w:val="Subtitle"/>
+  <w:style w:type="character" w:customStyle="1" w:styleId="a6">
+    <w:name w:val="כותרת משנה תו"/>
+    <w:basedOn w:val="a0"/>
+    <w:link w:val="a5"/>
     <w:uiPriority w:val="11"/>
     <w:rsid w:val="0051216C"/>
     <w:rPr>
@@ -5446,11 +6325,11 @@
       <w:szCs w:val="28"/>
     </w:rPr>
   </w:style>
-  <w:style w:type="paragraph" w:styleId="Quote">
+  <w:style w:type="paragraph" w:styleId="a7">
     <w:name w:val="Quote"/>
-    <w:basedOn w:val="Normal"/>
-    <w:next w:val="Normal"/>
-    <w:link w:val="QuoteChar"/>
+    <w:basedOn w:val="a"/>
+    <w:next w:val="a"/>
+    <w:link w:val="a8"/>
     <w:uiPriority w:val="29"/>
     <w:qFormat/>
     <w:rsid w:val="0051216C"/>
@@ -5464,10 +6343,10 @@
       <w:color w:val="404040" w:themeColor="text1" w:themeTint="BF"/>
     </w:rPr>
   </w:style>
-  <w:style w:type="character" w:customStyle="1" w:styleId="QuoteChar">
-    <w:name w:val="Quote Char"/>
-    <w:basedOn w:val="DefaultParagraphFont"/>
-    <w:link w:val="Quote"/>
+  <w:style w:type="character" w:customStyle="1" w:styleId="a8">
+    <w:name w:val="ציטוט תו"/>
+    <w:basedOn w:val="a0"/>
+    <w:link w:val="a7"/>
     <w:uiPriority w:val="29"/>
     <w:rsid w:val="0051216C"/>
     <w:rPr>
@@ -5476,9 +6355,9 @@
       <w:color w:val="404040" w:themeColor="text1" w:themeTint="BF"/>
     </w:rPr>
   </w:style>
-  <w:style w:type="paragraph" w:styleId="ListParagraph">
+  <w:style w:type="paragraph" w:styleId="a9">
     <w:name w:val="List Paragraph"/>
-    <w:basedOn w:val="Normal"/>
+    <w:basedOn w:val="a"/>
     <w:uiPriority w:val="34"/>
     <w:qFormat/>
     <w:rsid w:val="0051216C"/>
@@ -5487,9 +6366,9 @@
       <w:contextualSpacing/>
     </w:pPr>
   </w:style>
-  <w:style w:type="character" w:styleId="IntenseEmphasis">
+  <w:style w:type="character" w:styleId="aa">
     <w:name w:val="Intense Emphasis"/>
-    <w:basedOn w:val="DefaultParagraphFont"/>
+    <w:basedOn w:val="a0"/>
     <w:uiPriority w:val="21"/>
     <w:qFormat/>
     <w:rsid w:val="0051216C"/>
@@ -5499,11 +6378,11 @@
       <w:color w:val="0F4761" w:themeColor="accent1" w:themeShade="BF"/>
     </w:rPr>
   </w:style>
-  <w:style w:type="paragraph" w:styleId="IntenseQuote">
+  <w:style w:type="paragraph" w:styleId="ab">
     <w:name w:val="Intense Quote"/>
-    <w:basedOn w:val="Normal"/>
-    <w:next w:val="Normal"/>
-    <w:link w:val="IntenseQuoteChar"/>
+    <w:basedOn w:val="a"/>
+    <w:next w:val="a"/>
+    <w:link w:val="ac"/>
     <w:uiPriority w:val="30"/>
     <w:qFormat/>
     <w:rsid w:val="0051216C"/>
@@ -5522,10 +6401,10 @@
       <w:color w:val="0F4761" w:themeColor="accent1" w:themeShade="BF"/>
     </w:rPr>
   </w:style>
-  <w:style w:type="character" w:customStyle="1" w:styleId="IntenseQuoteChar">
-    <w:name w:val="Intense Quote Char"/>
-    <w:basedOn w:val="DefaultParagraphFont"/>
-    <w:link w:val="IntenseQuote"/>
+  <w:style w:type="character" w:customStyle="1" w:styleId="ac">
+    <w:name w:val="ציטוט חזק תו"/>
+    <w:basedOn w:val="a0"/>
+    <w:link w:val="ab"/>
     <w:uiPriority w:val="30"/>
     <w:rsid w:val="0051216C"/>
     <w:rPr>
@@ -5534,9 +6413,9 @@
       <w:color w:val="0F4761" w:themeColor="accent1" w:themeShade="BF"/>
     </w:rPr>
   </w:style>
-  <w:style w:type="character" w:styleId="IntenseReference">
+  <w:style w:type="character" w:styleId="ad">
     <w:name w:val="Intense Reference"/>
-    <w:basedOn w:val="DefaultParagraphFont"/>
+    <w:basedOn w:val="a0"/>
     <w:uiPriority w:val="32"/>
     <w:qFormat/>
     <w:rsid w:val="0051216C"/>
@@ -5844,10 +6723,4 @@
     </a:ext>
   </a:extLst>
 </a:theme>
-</file>
-
-<file path=docMetadata/LabelInfo.xml><?xml version="1.0" encoding="utf-8"?>
-<clbl:labelList xmlns:clbl="http://schemas.microsoft.com/office/2020/mipLabelMetadata">
-  <clbl:label id="{b5a65d61-d7b8-421d-8c35-77932271ec4e}" enabled="1" method="Privileged" siteId="{d9d3d3ff-6c08-40ca-a4a9-aefb873ec020}" contentBits="0" removed="0"/>
-</clbl:labelList>
 </file>